--- a/小野町_引継ぎ_整理済/19_打合せ/小野町_打合せ記録_20260929.docx
+++ b/小野町_引継ぎ_整理済/19_打合せ/小野町_打合せ記録_20260929.docx
@@ -67,13 +67,13 @@
         </w:tblCellMar>
       </w:tblPr>
       <w:tblGrid>
-        <w:gridCol w:w="2538"/>
-        <w:gridCol w:w="7100"/>
+        <w:gridCol w:w="2507"/>
+        <w:gridCol w:w="7131"/>
       </w:tblGrid>
       <w:tr>
         <w:tc>
           <w:tcPr>
-            <w:tcW w:type="dxa" w:w="2538"/>
+            <w:tcW w:type="dxa" w:w="2507"/>
             <w:shd w:val="clear" w:fill="1F3864"/>
             <w:vAlign w:val="center"/>
           </w:tcPr>
@@ -96,7 +96,7 @@
         </w:tc>
         <w:tc>
           <w:tcPr>
-            <w:tcW w:type="dxa" w:w="7100"/>
+            <w:tcW w:type="dxa" w:w="7131"/>
             <w:shd w:val="clear" w:fill="1F3864"/>
             <w:vAlign w:val="center"/>
           </w:tcPr>
@@ -121,7 +121,7 @@
       <w:tr>
         <w:tc>
           <w:tcPr>
-            <w:tcW w:type="dxa" w:w="2538"/>
+            <w:tcW w:type="dxa" w:w="2507"/>
             <w:vAlign w:val="center"/>
           </w:tcPr>
           <w:p>
@@ -141,7 +141,7 @@
         </w:tc>
         <w:tc>
           <w:tcPr>
-            <w:tcW w:type="dxa" w:w="7100"/>
+            <w:tcW w:type="dxa" w:w="7131"/>
             <w:vAlign w:val="center"/>
           </w:tcPr>
           <w:p>
@@ -163,7 +163,7 @@
       <w:tr>
         <w:tc>
           <w:tcPr>
-            <w:tcW w:type="dxa" w:w="2538"/>
+            <w:tcW w:type="dxa" w:w="2507"/>
             <w:vAlign w:val="center"/>
           </w:tcPr>
           <w:p>
@@ -183,7 +183,7 @@
         </w:tc>
         <w:tc>
           <w:tcPr>
-            <w:tcW w:type="dxa" w:w="7100"/>
+            <w:tcW w:type="dxa" w:w="7131"/>
             <w:vAlign w:val="center"/>
           </w:tcPr>
           <w:p>
@@ -205,7 +205,7 @@
       <w:tr>
         <w:tc>
           <w:tcPr>
-            <w:tcW w:type="dxa" w:w="2538"/>
+            <w:tcW w:type="dxa" w:w="2507"/>
             <w:vAlign w:val="center"/>
           </w:tcPr>
           <w:p>
@@ -225,7 +225,7 @@
         </w:tc>
         <w:tc>
           <w:tcPr>
-            <w:tcW w:type="dxa" w:w="7100"/>
+            <w:tcW w:type="dxa" w:w="7131"/>
             <w:vAlign w:val="center"/>
           </w:tcPr>
           <w:p>
@@ -247,7 +247,7 @@
       <w:tr>
         <w:tc>
           <w:tcPr>
-            <w:tcW w:type="dxa" w:w="2538"/>
+            <w:tcW w:type="dxa" w:w="2507"/>
             <w:vAlign w:val="center"/>
           </w:tcPr>
           <w:p>
@@ -267,7 +267,7 @@
         </w:tc>
         <w:tc>
           <w:tcPr>
-            <w:tcW w:type="dxa" w:w="7100"/>
+            <w:tcW w:type="dxa" w:w="7131"/>
             <w:vAlign w:val="center"/>
           </w:tcPr>
           <w:p>
@@ -289,7 +289,7 @@
       <w:tr>
         <w:tc>
           <w:tcPr>
-            <w:tcW w:type="dxa" w:w="2538"/>
+            <w:tcW w:type="dxa" w:w="2507"/>
             <w:vAlign w:val="center"/>
           </w:tcPr>
           <w:p>
@@ -309,7 +309,7 @@
         </w:tc>
         <w:tc>
           <w:tcPr>
-            <w:tcW w:type="dxa" w:w="7100"/>
+            <w:tcW w:type="dxa" w:w="7131"/>
             <w:vAlign w:val="center"/>
           </w:tcPr>
           <w:p>
@@ -323,7 +323,7 @@
                 <w:i w:val="0"/>
                 <w:sz w:val="22"/>
               </w:rPr>
-              <w:t>1 経過と現在地　2 保険料の選択肢　3 決定事項11件　4 交付金の取りまとめ　5 依頼資料19件　6 工程</w:t>
+              <w:t>1 経過と現在地　2 保険料の選択肢　3 決定事項11件　4 交付金と調査結果報告書　5 依頼資料19件　6 工程</w:t>
             </w:r>
           </w:p>
         </w:tc>

--- a/小野町_引継ぎ_整理済/19_打合せ/小野町_打合せ記録_20260929.docx
+++ b/小野町_引継ぎ_整理済/19_打合せ/小野町_打合せ記録_20260929.docx
@@ -9,7 +9,7 @@
       </w:pPr>
       <w:r>
         <w:rPr>
-          <w:rFonts w:ascii="BIZ UDPゴシック" w:hAnsi="BIZ UDPゴシック" w:eastAsia="BIZ UDPゴシック"/>
+          <w:rFonts w:ascii="游ゴシック" w:hAnsi="游ゴシック" w:eastAsia="游ゴシック"/>
           <w:b/>
           <w:i w:val="0"/>
           <w:color w:val="2E74B5"/>
@@ -24,10 +24,10 @@
       </w:pPr>
       <w:r>
         <w:rPr>
-          <w:rFonts w:ascii="BIZ UDPゴシック" w:hAnsi="BIZ UDPゴシック" w:eastAsia="BIZ UDPゴシック"/>
+          <w:rFonts w:ascii="游ゴシック" w:hAnsi="游ゴシック" w:eastAsia="游ゴシック"/>
           <w:b w:val="0"/>
           <w:i w:val="0"/>
-          <w:sz w:val="24"/>
+          <w:sz w:val="21"/>
         </w:rPr>
         <w:t>小野町　第10期介護保険事業計画　／　高齢者保健福祉計画</w:t>
       </w:r>
@@ -39,10 +39,10 @@
       </w:pPr>
       <w:r>
         <w:rPr>
-          <w:rFonts w:ascii="BIZ UDPゴシック" w:hAnsi="BIZ UDPゴシック" w:eastAsia="BIZ UDPゴシック"/>
+          <w:rFonts w:ascii="游ゴシック" w:hAnsi="游ゴシック" w:eastAsia="游ゴシック"/>
           <w:b w:val="0"/>
           <w:i w:val="0"/>
-          <w:sz w:val="16"/>
+          <w:sz w:val="17"/>
         </w:rPr>
         <w:t>※ 委託仕様書8①により、受託者が作成し町と相互に確認するもの。</w:t>
       </w:r>
@@ -67,13 +67,13 @@
         </w:tblCellMar>
       </w:tblPr>
       <w:tblGrid>
-        <w:gridCol w:w="2507"/>
-        <w:gridCol w:w="7131"/>
+        <w:gridCol w:w="2529"/>
+        <w:gridCol w:w="7222"/>
       </w:tblGrid>
       <w:tr>
         <w:tc>
           <w:tcPr>
-            <w:tcW w:type="dxa" w:w="2507"/>
+            <w:tcW w:type="dxa" w:w="2529"/>
             <w:shd w:val="clear" w:fill="1F3864"/>
             <w:vAlign w:val="center"/>
           </w:tcPr>
@@ -84,11 +84,11 @@
             </w:pPr>
             <w:r>
               <w:rPr>
-                <w:rFonts w:ascii="BIZ UDPゴシック" w:hAnsi="BIZ UDPゴシック" w:eastAsia="BIZ UDPゴシック"/>
+                <w:rFonts w:ascii="游ゴシック" w:hAnsi="游ゴシック" w:eastAsia="游ゴシック"/>
                 <w:b/>
                 <w:i w:val="0"/>
                 <w:color w:val="FFFFFF"/>
-                <w:sz w:val="22"/>
+                <w:sz w:val="17"/>
               </w:rPr>
               <w:t>項目</w:t>
             </w:r>
@@ -96,7 +96,7 @@
         </w:tc>
         <w:tc>
           <w:tcPr>
-            <w:tcW w:type="dxa" w:w="7131"/>
+            <w:tcW w:type="dxa" w:w="7222"/>
             <w:shd w:val="clear" w:fill="1F3864"/>
             <w:vAlign w:val="center"/>
           </w:tcPr>
@@ -107,11 +107,11 @@
             </w:pPr>
             <w:r>
               <w:rPr>
-                <w:rFonts w:ascii="BIZ UDPゴシック" w:hAnsi="BIZ UDPゴシック" w:eastAsia="BIZ UDPゴシック"/>
+                <w:rFonts w:ascii="游ゴシック" w:hAnsi="游ゴシック" w:eastAsia="游ゴシック"/>
                 <w:b/>
                 <w:i w:val="0"/>
                 <w:color w:val="FFFFFF"/>
-                <w:sz w:val="22"/>
+                <w:sz w:val="17"/>
               </w:rPr>
               <w:t>内容</w:t>
             </w:r>
@@ -121,7 +121,7 @@
       <w:tr>
         <w:tc>
           <w:tcPr>
-            <w:tcW w:type="dxa" w:w="2507"/>
+            <w:tcW w:type="dxa" w:w="2529"/>
             <w:vAlign w:val="center"/>
           </w:tcPr>
           <w:p>
@@ -130,10 +130,10 @@
             </w:pPr>
             <w:r>
               <w:rPr>
-                <w:rFonts w:ascii="BIZ UDPゴシック" w:hAnsi="BIZ UDPゴシック" w:eastAsia="BIZ UDPゴシック"/>
+                <w:rFonts w:ascii="游ゴシック" w:hAnsi="游ゴシック" w:eastAsia="游ゴシック"/>
                 <w:b w:val="0"/>
                 <w:i w:val="0"/>
-                <w:sz w:val="22"/>
+                <w:sz w:val="17"/>
               </w:rPr>
               <w:t>日時</w:t>
             </w:r>
@@ -141,7 +141,7 @@
         </w:tc>
         <w:tc>
           <w:tcPr>
-            <w:tcW w:type="dxa" w:w="7131"/>
+            <w:tcW w:type="dxa" w:w="7222"/>
             <w:vAlign w:val="center"/>
           </w:tcPr>
           <w:p>
@@ -150,10 +150,10 @@
             </w:pPr>
             <w:r>
               <w:rPr>
-                <w:rFonts w:ascii="BIZ UDPゴシック" w:hAnsi="BIZ UDPゴシック" w:eastAsia="BIZ UDPゴシック"/>
+                <w:rFonts w:ascii="游ゴシック" w:hAnsi="游ゴシック" w:eastAsia="游ゴシック"/>
                 <w:b w:val="0"/>
                 <w:i w:val="0"/>
-                <w:sz w:val="22"/>
+                <w:sz w:val="17"/>
               </w:rPr>
               <w:t>令和　　年　　月　　日（　）　　　時　　分　〜　　　時　　分</w:t>
             </w:r>
@@ -163,7 +163,7 @@
       <w:tr>
         <w:tc>
           <w:tcPr>
-            <w:tcW w:type="dxa" w:w="2507"/>
+            <w:tcW w:type="dxa" w:w="2529"/>
             <w:vAlign w:val="center"/>
           </w:tcPr>
           <w:p>
@@ -172,10 +172,10 @@
             </w:pPr>
             <w:r>
               <w:rPr>
-                <w:rFonts w:ascii="BIZ UDPゴシック" w:hAnsi="BIZ UDPゴシック" w:eastAsia="BIZ UDPゴシック"/>
+                <w:rFonts w:ascii="游ゴシック" w:hAnsi="游ゴシック" w:eastAsia="游ゴシック"/>
                 <w:b w:val="0"/>
                 <w:i w:val="0"/>
-                <w:sz w:val="22"/>
+                <w:sz w:val="17"/>
               </w:rPr>
               <w:t>場所</w:t>
             </w:r>
@@ -183,7 +183,7 @@
         </w:tc>
         <w:tc>
           <w:tcPr>
-            <w:tcW w:type="dxa" w:w="7131"/>
+            <w:tcW w:type="dxa" w:w="7222"/>
             <w:vAlign w:val="center"/>
           </w:tcPr>
           <w:p>
@@ -192,10 +192,10 @@
             </w:pPr>
             <w:r>
               <w:rPr>
-                <w:rFonts w:ascii="BIZ UDPゴシック" w:hAnsi="BIZ UDPゴシック" w:eastAsia="BIZ UDPゴシック"/>
+                <w:rFonts w:ascii="游ゴシック" w:hAnsi="游ゴシック" w:eastAsia="游ゴシック"/>
                 <w:b w:val="0"/>
                 <w:i w:val="0"/>
-                <w:sz w:val="22"/>
+                <w:sz w:val="17"/>
               </w:rPr>
               <w:t xml:space="preserve">　　　　　　　　　　　　　　　　　　　　</w:t>
             </w:r>
@@ -205,7 +205,7 @@
       <w:tr>
         <w:tc>
           <w:tcPr>
-            <w:tcW w:type="dxa" w:w="2507"/>
+            <w:tcW w:type="dxa" w:w="2529"/>
             <w:vAlign w:val="center"/>
           </w:tcPr>
           <w:p>
@@ -214,10 +214,10 @@
             </w:pPr>
             <w:r>
               <w:rPr>
-                <w:rFonts w:ascii="BIZ UDPゴシック" w:hAnsi="BIZ UDPゴシック" w:eastAsia="BIZ UDPゴシック"/>
+                <w:rFonts w:ascii="游ゴシック" w:hAnsi="游ゴシック" w:eastAsia="游ゴシック"/>
                 <w:b w:val="0"/>
                 <w:i w:val="0"/>
-                <w:sz w:val="22"/>
+                <w:sz w:val="17"/>
               </w:rPr>
               <w:t>出席者（町）</w:t>
             </w:r>
@@ -225,7 +225,7 @@
         </w:tc>
         <w:tc>
           <w:tcPr>
-            <w:tcW w:type="dxa" w:w="7131"/>
+            <w:tcW w:type="dxa" w:w="7222"/>
             <w:vAlign w:val="center"/>
           </w:tcPr>
           <w:p>
@@ -234,10 +234,10 @@
             </w:pPr>
             <w:r>
               <w:rPr>
-                <w:rFonts w:ascii="BIZ UDPゴシック" w:hAnsi="BIZ UDPゴシック" w:eastAsia="BIZ UDPゴシック"/>
+                <w:rFonts w:ascii="游ゴシック" w:hAnsi="游ゴシック" w:eastAsia="游ゴシック"/>
                 <w:b w:val="0"/>
                 <w:i w:val="0"/>
-                <w:sz w:val="22"/>
+                <w:sz w:val="17"/>
               </w:rPr>
               <w:t xml:space="preserve">　　　　　　　　　　　　　　　　　　　　</w:t>
             </w:r>
@@ -247,7 +247,7 @@
       <w:tr>
         <w:tc>
           <w:tcPr>
-            <w:tcW w:type="dxa" w:w="2507"/>
+            <w:tcW w:type="dxa" w:w="2529"/>
             <w:vAlign w:val="center"/>
           </w:tcPr>
           <w:p>
@@ -256,10 +256,10 @@
             </w:pPr>
             <w:r>
               <w:rPr>
-                <w:rFonts w:ascii="BIZ UDPゴシック" w:hAnsi="BIZ UDPゴシック" w:eastAsia="BIZ UDPゴシック"/>
+                <w:rFonts w:ascii="游ゴシック" w:hAnsi="游ゴシック" w:eastAsia="游ゴシック"/>
                 <w:b w:val="0"/>
                 <w:i w:val="0"/>
-                <w:sz w:val="22"/>
+                <w:sz w:val="17"/>
               </w:rPr>
               <w:t>出席者（受託者）</w:t>
             </w:r>
@@ -267,7 +267,7 @@
         </w:tc>
         <w:tc>
           <w:tcPr>
-            <w:tcW w:type="dxa" w:w="7131"/>
+            <w:tcW w:type="dxa" w:w="7222"/>
             <w:vAlign w:val="center"/>
           </w:tcPr>
           <w:p>
@@ -276,10 +276,10 @@
             </w:pPr>
             <w:r>
               <w:rPr>
-                <w:rFonts w:ascii="BIZ UDPゴシック" w:hAnsi="BIZ UDPゴシック" w:eastAsia="BIZ UDPゴシック"/>
+                <w:rFonts w:ascii="游ゴシック" w:hAnsi="游ゴシック" w:eastAsia="游ゴシック"/>
                 <w:b w:val="0"/>
                 <w:i w:val="0"/>
-                <w:sz w:val="22"/>
+                <w:sz w:val="17"/>
               </w:rPr>
               <w:t xml:space="preserve">　　　　　　　　　　　　　　　　　　　　</w:t>
             </w:r>
@@ -289,7 +289,7 @@
       <w:tr>
         <w:tc>
           <w:tcPr>
-            <w:tcW w:type="dxa" w:w="2507"/>
+            <w:tcW w:type="dxa" w:w="2529"/>
             <w:vAlign w:val="center"/>
           </w:tcPr>
           <w:p>
@@ -298,10 +298,10 @@
             </w:pPr>
             <w:r>
               <w:rPr>
-                <w:rFonts w:ascii="BIZ UDPゴシック" w:hAnsi="BIZ UDPゴシック" w:eastAsia="BIZ UDPゴシック"/>
+                <w:rFonts w:ascii="游ゴシック" w:hAnsi="游ゴシック" w:eastAsia="游ゴシック"/>
                 <w:b w:val="0"/>
                 <w:i w:val="0"/>
-                <w:sz w:val="22"/>
+                <w:sz w:val="17"/>
               </w:rPr>
               <w:t>議題</w:t>
             </w:r>
@@ -309,7 +309,7 @@
         </w:tc>
         <w:tc>
           <w:tcPr>
-            <w:tcW w:type="dxa" w:w="7131"/>
+            <w:tcW w:type="dxa" w:w="7222"/>
             <w:vAlign w:val="center"/>
           </w:tcPr>
           <w:p>
@@ -318,10 +318,10 @@
             </w:pPr>
             <w:r>
               <w:rPr>
-                <w:rFonts w:ascii="BIZ UDPゴシック" w:hAnsi="BIZ UDPゴシック" w:eastAsia="BIZ UDPゴシック"/>
+                <w:rFonts w:ascii="游ゴシック" w:hAnsi="游ゴシック" w:eastAsia="游ゴシック"/>
                 <w:b w:val="0"/>
                 <w:i w:val="0"/>
-                <w:sz w:val="22"/>
+                <w:sz w:val="17"/>
               </w:rPr>
               <w:t>1 経過と現在地　2 保険料の選択肢　3 決定事項11件　4 交付金と調査結果報告書　5 依頼資料19件　6 工程</w:t>
             </w:r>
@@ -337,16 +337,16 @@
     <w:p>
       <w:pPr>
         <w:keepNext/>
-        <w:spacing w:before="360" w:after="180"/>
+        <w:spacing w:before="240" w:after="100"/>
       </w:pPr>
       <w:bookmarkStart w:id="101" w:name="_Toc_001"/>
       <w:r>
         <w:rPr>
-          <w:rFonts w:ascii="BIZ UDPゴシック" w:hAnsi="BIZ UDPゴシック" w:eastAsia="BIZ UDPゴシック"/>
+          <w:rFonts w:ascii="游ゴシック" w:hAnsi="游ゴシック" w:eastAsia="游ゴシック"/>
           <w:b/>
           <w:i w:val="0"/>
           <w:color w:val="2E74B5"/>
-          <w:sz w:val="32"/>
+          <w:sz w:val="30"/>
         </w:rPr>
         <w:t>1　決定事項</w:t>
       </w:r>
@@ -372,16 +372,16 @@
         </w:tblCellMar>
       </w:tblPr>
       <w:tblGrid>
-        <w:gridCol w:w="1452"/>
-        <w:gridCol w:w="3830"/>
-        <w:gridCol w:w="1452"/>
-        <w:gridCol w:w="1452"/>
-        <w:gridCol w:w="1452"/>
+        <w:gridCol w:w="1463"/>
+        <w:gridCol w:w="3901"/>
+        <w:gridCol w:w="1463"/>
+        <w:gridCol w:w="1463"/>
+        <w:gridCol w:w="1463"/>
       </w:tblGrid>
       <w:tr>
         <w:tc>
           <w:tcPr>
-            <w:tcW w:type="dxa" w:w="1452"/>
+            <w:tcW w:type="dxa" w:w="1463"/>
             <w:shd w:val="clear" w:fill="1F3864"/>
             <w:vAlign w:val="center"/>
           </w:tcPr>
@@ -392,11 +392,11 @@
             </w:pPr>
             <w:r>
               <w:rPr>
-                <w:rFonts w:ascii="BIZ UDPゴシック" w:hAnsi="BIZ UDPゴシック" w:eastAsia="BIZ UDPゴシック"/>
+                <w:rFonts w:ascii="游ゴシック" w:hAnsi="游ゴシック" w:eastAsia="游ゴシック"/>
                 <w:b/>
                 <w:i w:val="0"/>
                 <w:color w:val="FFFFFF"/>
-                <w:sz w:val="22"/>
+                <w:sz w:val="17"/>
               </w:rPr>
               <w:t>#</w:t>
             </w:r>
@@ -404,7 +404,7 @@
         </w:tc>
         <w:tc>
           <w:tcPr>
-            <w:tcW w:type="dxa" w:w="3830"/>
+            <w:tcW w:type="dxa" w:w="3901"/>
             <w:shd w:val="clear" w:fill="1F3864"/>
             <w:vAlign w:val="center"/>
           </w:tcPr>
@@ -415,11 +415,11 @@
             </w:pPr>
             <w:r>
               <w:rPr>
-                <w:rFonts w:ascii="BIZ UDPゴシック" w:hAnsi="BIZ UDPゴシック" w:eastAsia="BIZ UDPゴシック"/>
+                <w:rFonts w:ascii="游ゴシック" w:hAnsi="游ゴシック" w:eastAsia="游ゴシック"/>
                 <w:b/>
                 <w:i w:val="0"/>
                 <w:color w:val="FFFFFF"/>
-                <w:sz w:val="22"/>
+                <w:sz w:val="17"/>
               </w:rPr>
               <w:t>決めたこと</w:t>
             </w:r>
@@ -427,7 +427,7 @@
         </w:tc>
         <w:tc>
           <w:tcPr>
-            <w:tcW w:type="dxa" w:w="1452"/>
+            <w:tcW w:type="dxa" w:w="1463"/>
             <w:shd w:val="clear" w:fill="1F3864"/>
             <w:vAlign w:val="center"/>
           </w:tcPr>
@@ -438,11 +438,11 @@
             </w:pPr>
             <w:r>
               <w:rPr>
-                <w:rFonts w:ascii="BIZ UDPゴシック" w:hAnsi="BIZ UDPゴシック" w:eastAsia="BIZ UDPゴシック"/>
+                <w:rFonts w:ascii="游ゴシック" w:hAnsi="游ゴシック" w:eastAsia="游ゴシック"/>
                 <w:b/>
                 <w:i w:val="0"/>
                 <w:color w:val="FFFFFF"/>
-                <w:sz w:val="22"/>
+                <w:sz w:val="17"/>
               </w:rPr>
               <w:t>内容</w:t>
             </w:r>
@@ -450,7 +450,7 @@
         </w:tc>
         <w:tc>
           <w:tcPr>
-            <w:tcW w:type="dxa" w:w="1452"/>
+            <w:tcW w:type="dxa" w:w="1463"/>
             <w:shd w:val="clear" w:fill="1F3864"/>
             <w:vAlign w:val="center"/>
           </w:tcPr>
@@ -461,11 +461,11 @@
             </w:pPr>
             <w:r>
               <w:rPr>
-                <w:rFonts w:ascii="BIZ UDPゴシック" w:hAnsi="BIZ UDPゴシック" w:eastAsia="BIZ UDPゴシック"/>
+                <w:rFonts w:ascii="游ゴシック" w:hAnsi="游ゴシック" w:eastAsia="游ゴシック"/>
                 <w:b/>
                 <w:i w:val="0"/>
                 <w:color w:val="FFFFFF"/>
-                <w:sz w:val="22"/>
+                <w:sz w:val="17"/>
               </w:rPr>
               <w:t>期限</w:t>
             </w:r>
@@ -473,7 +473,7 @@
         </w:tc>
         <w:tc>
           <w:tcPr>
-            <w:tcW w:type="dxa" w:w="1452"/>
+            <w:tcW w:type="dxa" w:w="1463"/>
             <w:shd w:val="clear" w:fill="1F3864"/>
             <w:vAlign w:val="center"/>
           </w:tcPr>
@@ -484,11 +484,11 @@
             </w:pPr>
             <w:r>
               <w:rPr>
-                <w:rFonts w:ascii="BIZ UDPゴシック" w:hAnsi="BIZ UDPゴシック" w:eastAsia="BIZ UDPゴシック"/>
+                <w:rFonts w:ascii="游ゴシック" w:hAnsi="游ゴシック" w:eastAsia="游ゴシック"/>
                 <w:b/>
                 <w:i w:val="0"/>
                 <w:color w:val="FFFFFF"/>
-                <w:sz w:val="22"/>
+                <w:sz w:val="17"/>
               </w:rPr>
               <w:t>担当</w:t>
             </w:r>
@@ -498,7 +498,7 @@
       <w:tr>
         <w:tc>
           <w:tcPr>
-            <w:tcW w:type="dxa" w:w="1452"/>
+            <w:tcW w:type="dxa" w:w="1463"/>
             <w:vAlign w:val="center"/>
           </w:tcPr>
           <w:p>
@@ -507,10 +507,10 @@
             </w:pPr>
             <w:r>
               <w:rPr>
-                <w:rFonts w:ascii="BIZ UDPゴシック" w:hAnsi="BIZ UDPゴシック" w:eastAsia="BIZ UDPゴシック"/>
+                <w:rFonts w:ascii="游ゴシック" w:hAnsi="游ゴシック" w:eastAsia="游ゴシック"/>
                 <w:b w:val="0"/>
                 <w:i w:val="0"/>
-                <w:sz w:val="22"/>
+                <w:sz w:val="17"/>
               </w:rPr>
               <w:t>1</w:t>
             </w:r>
@@ -518,7 +518,7 @@
         </w:tc>
         <w:tc>
           <w:tcPr>
-            <w:tcW w:type="dxa" w:w="3830"/>
+            <w:tcW w:type="dxa" w:w="3901"/>
             <w:vAlign w:val="center"/>
           </w:tcPr>
           <w:p>
@@ -527,10 +527,10 @@
             </w:pPr>
             <w:r>
               <w:rPr>
-                <w:rFonts w:ascii="BIZ UDPゴシック" w:hAnsi="BIZ UDPゴシック" w:eastAsia="BIZ UDPゴシック"/>
+                <w:rFonts w:ascii="游ゴシック" w:hAnsi="游ゴシック" w:eastAsia="游ゴシック"/>
                 <w:b w:val="0"/>
                 <w:i w:val="0"/>
-                <w:sz w:val="22"/>
+                <w:sz w:val="17"/>
               </w:rPr>
               <w:t>保険料基準額をいくらに置くか</w:t>
             </w:r>
@@ -538,7 +538,7 @@
         </w:tc>
         <w:tc>
           <w:tcPr>
-            <w:tcW w:type="dxa" w:w="1452"/>
+            <w:tcW w:type="dxa" w:w="1463"/>
             <w:vAlign w:val="center"/>
           </w:tcPr>
           <w:p>
@@ -549,7 +549,7 @@
         </w:tc>
         <w:tc>
           <w:tcPr>
-            <w:tcW w:type="dxa" w:w="1452"/>
+            <w:tcW w:type="dxa" w:w="1463"/>
             <w:vAlign w:val="center"/>
           </w:tcPr>
           <w:p>
@@ -560,7 +560,7 @@
         </w:tc>
         <w:tc>
           <w:tcPr>
-            <w:tcW w:type="dxa" w:w="1452"/>
+            <w:tcW w:type="dxa" w:w="1463"/>
             <w:vAlign w:val="center"/>
           </w:tcPr>
           <w:p>
@@ -573,7 +573,7 @@
       <w:tr>
         <w:tc>
           <w:tcPr>
-            <w:tcW w:type="dxa" w:w="1452"/>
+            <w:tcW w:type="dxa" w:w="1463"/>
             <w:vAlign w:val="center"/>
           </w:tcPr>
           <w:p>
@@ -582,10 +582,10 @@
             </w:pPr>
             <w:r>
               <w:rPr>
-                <w:rFonts w:ascii="BIZ UDPゴシック" w:hAnsi="BIZ UDPゴシック" w:eastAsia="BIZ UDPゴシック"/>
+                <w:rFonts w:ascii="游ゴシック" w:hAnsi="游ゴシック" w:eastAsia="游ゴシック"/>
                 <w:b w:val="0"/>
                 <w:i w:val="0"/>
-                <w:sz w:val="22"/>
+                <w:sz w:val="17"/>
               </w:rPr>
               <w:t>2</w:t>
             </w:r>
@@ -593,7 +593,7 @@
         </w:tc>
         <w:tc>
           <w:tcPr>
-            <w:tcW w:type="dxa" w:w="3830"/>
+            <w:tcW w:type="dxa" w:w="3901"/>
             <w:vAlign w:val="center"/>
           </w:tcPr>
           <w:p>
@@ -602,10 +602,10 @@
             </w:pPr>
             <w:r>
               <w:rPr>
-                <w:rFonts w:ascii="BIZ UDPゴシック" w:hAnsi="BIZ UDPゴシック" w:eastAsia="BIZ UDPゴシック"/>
+                <w:rFonts w:ascii="游ゴシック" w:hAnsi="游ゴシック" w:eastAsia="游ゴシック"/>
                 <w:b w:val="0"/>
                 <w:i w:val="0"/>
-                <w:sz w:val="22"/>
+                <w:sz w:val="17"/>
               </w:rPr>
               <w:t>準備基金の残高と取崩額</w:t>
             </w:r>
@@ -613,7 +613,7 @@
         </w:tc>
         <w:tc>
           <w:tcPr>
-            <w:tcW w:type="dxa" w:w="1452"/>
+            <w:tcW w:type="dxa" w:w="1463"/>
             <w:vAlign w:val="center"/>
           </w:tcPr>
           <w:p>
@@ -624,7 +624,7 @@
         </w:tc>
         <w:tc>
           <w:tcPr>
-            <w:tcW w:type="dxa" w:w="1452"/>
+            <w:tcW w:type="dxa" w:w="1463"/>
             <w:vAlign w:val="center"/>
           </w:tcPr>
           <w:p>
@@ -635,7 +635,7 @@
         </w:tc>
         <w:tc>
           <w:tcPr>
-            <w:tcW w:type="dxa" w:w="1452"/>
+            <w:tcW w:type="dxa" w:w="1463"/>
             <w:vAlign w:val="center"/>
           </w:tcPr>
           <w:p>
@@ -648,7 +648,7 @@
       <w:tr>
         <w:tc>
           <w:tcPr>
-            <w:tcW w:type="dxa" w:w="1452"/>
+            <w:tcW w:type="dxa" w:w="1463"/>
             <w:vAlign w:val="center"/>
           </w:tcPr>
           <w:p>
@@ -657,10 +657,10 @@
             </w:pPr>
             <w:r>
               <w:rPr>
-                <w:rFonts w:ascii="BIZ UDPゴシック" w:hAnsi="BIZ UDPゴシック" w:eastAsia="BIZ UDPゴシック"/>
+                <w:rFonts w:ascii="游ゴシック" w:hAnsi="游ゴシック" w:eastAsia="游ゴシック"/>
                 <w:b w:val="0"/>
                 <w:i w:val="0"/>
-                <w:sz w:val="22"/>
+                <w:sz w:val="17"/>
               </w:rPr>
               <w:t>3</w:t>
             </w:r>
@@ -668,7 +668,7 @@
         </w:tc>
         <w:tc>
           <w:tcPr>
-            <w:tcW w:type="dxa" w:w="3830"/>
+            <w:tcW w:type="dxa" w:w="3901"/>
             <w:vAlign w:val="center"/>
           </w:tcPr>
           <w:p>
@@ -677,10 +677,10 @@
             </w:pPr>
             <w:r>
               <w:rPr>
-                <w:rFonts w:ascii="BIZ UDPゴシック" w:hAnsi="BIZ UDPゴシック" w:eastAsia="BIZ UDPゴシック"/>
+                <w:rFonts w:ascii="游ゴシック" w:hAnsi="游ゴシック" w:eastAsia="游ゴシック"/>
                 <w:b w:val="0"/>
                 <w:i w:val="0"/>
-                <w:sz w:val="22"/>
+                <w:sz w:val="17"/>
               </w:rPr>
               <w:t>協議会の開催回数と日程</w:t>
             </w:r>
@@ -688,7 +688,7 @@
         </w:tc>
         <w:tc>
           <w:tcPr>
-            <w:tcW w:type="dxa" w:w="1452"/>
+            <w:tcW w:type="dxa" w:w="1463"/>
             <w:vAlign w:val="center"/>
           </w:tcPr>
           <w:p>
@@ -699,7 +699,7 @@
         </w:tc>
         <w:tc>
           <w:tcPr>
-            <w:tcW w:type="dxa" w:w="1452"/>
+            <w:tcW w:type="dxa" w:w="1463"/>
             <w:vAlign w:val="center"/>
           </w:tcPr>
           <w:p>
@@ -710,7 +710,7 @@
         </w:tc>
         <w:tc>
           <w:tcPr>
-            <w:tcW w:type="dxa" w:w="1452"/>
+            <w:tcW w:type="dxa" w:w="1463"/>
             <w:vAlign w:val="center"/>
           </w:tcPr>
           <w:p>
@@ -723,7 +723,7 @@
       <w:tr>
         <w:tc>
           <w:tcPr>
-            <w:tcW w:type="dxa" w:w="1452"/>
+            <w:tcW w:type="dxa" w:w="1463"/>
             <w:vAlign w:val="center"/>
           </w:tcPr>
           <w:p>
@@ -732,10 +732,10 @@
             </w:pPr>
             <w:r>
               <w:rPr>
-                <w:rFonts w:ascii="BIZ UDPゴシック" w:hAnsi="BIZ UDPゴシック" w:eastAsia="BIZ UDPゴシック"/>
+                <w:rFonts w:ascii="游ゴシック" w:hAnsi="游ゴシック" w:eastAsia="游ゴシック"/>
                 <w:b w:val="0"/>
                 <w:i w:val="0"/>
-                <w:sz w:val="22"/>
+                <w:sz w:val="17"/>
               </w:rPr>
               <w:t>4</w:t>
             </w:r>
@@ -743,7 +743,7 @@
         </w:tc>
         <w:tc>
           <w:tcPr>
-            <w:tcW w:type="dxa" w:w="3830"/>
+            <w:tcW w:type="dxa" w:w="3901"/>
             <w:vAlign w:val="center"/>
           </w:tcPr>
           <w:p>
@@ -752,10 +752,10 @@
             </w:pPr>
             <w:r>
               <w:rPr>
-                <w:rFonts w:ascii="BIZ UDPゴシック" w:hAnsi="BIZ UDPゴシック" w:eastAsia="BIZ UDPゴシック"/>
+                <w:rFonts w:ascii="游ゴシック" w:hAnsi="游ゴシック" w:eastAsia="游ゴシック"/>
                 <w:b w:val="0"/>
                 <w:i w:val="0"/>
-                <w:sz w:val="22"/>
+                <w:sz w:val="17"/>
               </w:rPr>
               <w:t>認知症の人及びその家族等からの意見聴取の方法</w:t>
             </w:r>
@@ -763,7 +763,7 @@
         </w:tc>
         <w:tc>
           <w:tcPr>
-            <w:tcW w:type="dxa" w:w="1452"/>
+            <w:tcW w:type="dxa" w:w="1463"/>
             <w:vAlign w:val="center"/>
           </w:tcPr>
           <w:p>
@@ -774,7 +774,7 @@
         </w:tc>
         <w:tc>
           <w:tcPr>
-            <w:tcW w:type="dxa" w:w="1452"/>
+            <w:tcW w:type="dxa" w:w="1463"/>
             <w:vAlign w:val="center"/>
           </w:tcPr>
           <w:p>
@@ -785,7 +785,7 @@
         </w:tc>
         <w:tc>
           <w:tcPr>
-            <w:tcW w:type="dxa" w:w="1452"/>
+            <w:tcW w:type="dxa" w:w="1463"/>
             <w:vAlign w:val="center"/>
           </w:tcPr>
           <w:p>
@@ -798,7 +798,7 @@
       <w:tr>
         <w:tc>
           <w:tcPr>
-            <w:tcW w:type="dxa" w:w="1452"/>
+            <w:tcW w:type="dxa" w:w="1463"/>
             <w:vAlign w:val="center"/>
           </w:tcPr>
           <w:p>
@@ -807,10 +807,10 @@
             </w:pPr>
             <w:r>
               <w:rPr>
-                <w:rFonts w:ascii="BIZ UDPゴシック" w:hAnsi="BIZ UDPゴシック" w:eastAsia="BIZ UDPゴシック"/>
+                <w:rFonts w:ascii="游ゴシック" w:hAnsi="游ゴシック" w:eastAsia="游ゴシック"/>
                 <w:b w:val="0"/>
                 <w:i w:val="0"/>
-                <w:sz w:val="22"/>
+                <w:sz w:val="17"/>
               </w:rPr>
               <w:t>5</w:t>
             </w:r>
@@ -818,7 +818,7 @@
         </w:tc>
         <w:tc>
           <w:tcPr>
-            <w:tcW w:type="dxa" w:w="3830"/>
+            <w:tcW w:type="dxa" w:w="3901"/>
             <w:vAlign w:val="center"/>
           </w:tcPr>
           <w:p>
@@ -827,10 +827,10 @@
             </w:pPr>
             <w:r>
               <w:rPr>
-                <w:rFonts w:ascii="BIZ UDPゴシック" w:hAnsi="BIZ UDPゴシック" w:eastAsia="BIZ UDPゴシック"/>
+                <w:rFonts w:ascii="游ゴシック" w:hAnsi="游ゴシック" w:eastAsia="游ゴシック"/>
                 <w:b w:val="0"/>
                 <w:i w:val="0"/>
-                <w:sz w:val="22"/>
+                <w:sz w:val="17"/>
               </w:rPr>
               <w:t>認知症施策推進基本計画の包含の形式</w:t>
             </w:r>
@@ -838,7 +838,7 @@
         </w:tc>
         <w:tc>
           <w:tcPr>
-            <w:tcW w:type="dxa" w:w="1452"/>
+            <w:tcW w:type="dxa" w:w="1463"/>
             <w:vAlign w:val="center"/>
           </w:tcPr>
           <w:p>
@@ -849,7 +849,7 @@
         </w:tc>
         <w:tc>
           <w:tcPr>
-            <w:tcW w:type="dxa" w:w="1452"/>
+            <w:tcW w:type="dxa" w:w="1463"/>
             <w:vAlign w:val="center"/>
           </w:tcPr>
           <w:p>
@@ -860,7 +860,7 @@
         </w:tc>
         <w:tc>
           <w:tcPr>
-            <w:tcW w:type="dxa" w:w="1452"/>
+            <w:tcW w:type="dxa" w:w="1463"/>
             <w:vAlign w:val="center"/>
           </w:tcPr>
           <w:p>
@@ -873,7 +873,7 @@
       <w:tr>
         <w:tc>
           <w:tcPr>
-            <w:tcW w:type="dxa" w:w="1452"/>
+            <w:tcW w:type="dxa" w:w="1463"/>
             <w:vAlign w:val="center"/>
           </w:tcPr>
           <w:p>
@@ -882,10 +882,10 @@
             </w:pPr>
             <w:r>
               <w:rPr>
-                <w:rFonts w:ascii="BIZ UDPゴシック" w:hAnsi="BIZ UDPゴシック" w:eastAsia="BIZ UDPゴシック"/>
+                <w:rFonts w:ascii="游ゴシック" w:hAnsi="游ゴシック" w:eastAsia="游ゴシック"/>
                 <w:b w:val="0"/>
                 <w:i w:val="0"/>
-                <w:sz w:val="22"/>
+                <w:sz w:val="17"/>
               </w:rPr>
               <w:t>6</w:t>
             </w:r>
@@ -893,7 +893,7 @@
         </w:tc>
         <w:tc>
           <w:tcPr>
-            <w:tcW w:type="dxa" w:w="3830"/>
+            <w:tcW w:type="dxa" w:w="3901"/>
             <w:vAlign w:val="center"/>
           </w:tcPr>
           <w:p>
@@ -902,10 +902,10 @@
             </w:pPr>
             <w:r>
               <w:rPr>
-                <w:rFonts w:ascii="BIZ UDPゴシック" w:hAnsi="BIZ UDPゴシック" w:eastAsia="BIZ UDPゴシック"/>
+                <w:rFonts w:ascii="游ゴシック" w:hAnsi="游ゴシック" w:eastAsia="游ゴシック"/>
                 <w:b w:val="0"/>
                 <w:i w:val="0"/>
-                <w:sz w:val="22"/>
+                <w:sz w:val="17"/>
               </w:rPr>
               <w:t>見える化システムの都道府県への提出時期</w:t>
             </w:r>
@@ -913,7 +913,7 @@
         </w:tc>
         <w:tc>
           <w:tcPr>
-            <w:tcW w:type="dxa" w:w="1452"/>
+            <w:tcW w:type="dxa" w:w="1463"/>
             <w:vAlign w:val="center"/>
           </w:tcPr>
           <w:p>
@@ -924,7 +924,7 @@
         </w:tc>
         <w:tc>
           <w:tcPr>
-            <w:tcW w:type="dxa" w:w="1452"/>
+            <w:tcW w:type="dxa" w:w="1463"/>
             <w:vAlign w:val="center"/>
           </w:tcPr>
           <w:p>
@@ -935,7 +935,7 @@
         </w:tc>
         <w:tc>
           <w:tcPr>
-            <w:tcW w:type="dxa" w:w="1452"/>
+            <w:tcW w:type="dxa" w:w="1463"/>
             <w:vAlign w:val="center"/>
           </w:tcPr>
           <w:p>
@@ -948,7 +948,7 @@
       <w:tr>
         <w:tc>
           <w:tcPr>
-            <w:tcW w:type="dxa" w:w="1452"/>
+            <w:tcW w:type="dxa" w:w="1463"/>
             <w:vAlign w:val="center"/>
           </w:tcPr>
           <w:p>
@@ -957,10 +957,10 @@
             </w:pPr>
             <w:r>
               <w:rPr>
-                <w:rFonts w:ascii="BIZ UDPゴシック" w:hAnsi="BIZ UDPゴシック" w:eastAsia="BIZ UDPゴシック"/>
+                <w:rFonts w:ascii="游ゴシック" w:hAnsi="游ゴシック" w:eastAsia="游ゴシック"/>
                 <w:b w:val="0"/>
                 <w:i w:val="0"/>
-                <w:sz w:val="22"/>
+                <w:sz w:val="17"/>
               </w:rPr>
               <w:t>7</w:t>
             </w:r>
@@ -968,7 +968,7 @@
         </w:tc>
         <w:tc>
           <w:tcPr>
-            <w:tcW w:type="dxa" w:w="3830"/>
+            <w:tcW w:type="dxa" w:w="3901"/>
             <w:vAlign w:val="center"/>
           </w:tcPr>
           <w:p>
@@ -977,10 +977,10 @@
             </w:pPr>
             <w:r>
               <w:rPr>
-                <w:rFonts w:ascii="BIZ UDPゴシック" w:hAnsi="BIZ UDPゴシック" w:eastAsia="BIZ UDPゴシック"/>
+                <w:rFonts w:ascii="游ゴシック" w:hAnsi="游ゴシック" w:eastAsia="游ゴシック"/>
                 <w:b w:val="0"/>
                 <w:i w:val="0"/>
-                <w:sz w:val="22"/>
+                <w:sz w:val="17"/>
               </w:rPr>
               <w:t>多様なサービス・活動（サービスB）を第10期で広げるか</w:t>
             </w:r>
@@ -988,7 +988,7 @@
         </w:tc>
         <w:tc>
           <w:tcPr>
-            <w:tcW w:type="dxa" w:w="1452"/>
+            <w:tcW w:type="dxa" w:w="1463"/>
             <w:vAlign w:val="center"/>
           </w:tcPr>
           <w:p>
@@ -999,7 +999,7 @@
         </w:tc>
         <w:tc>
           <w:tcPr>
-            <w:tcW w:type="dxa" w:w="1452"/>
+            <w:tcW w:type="dxa" w:w="1463"/>
             <w:vAlign w:val="center"/>
           </w:tcPr>
           <w:p>
@@ -1010,7 +1010,7 @@
         </w:tc>
         <w:tc>
           <w:tcPr>
-            <w:tcW w:type="dxa" w:w="1452"/>
+            <w:tcW w:type="dxa" w:w="1463"/>
             <w:vAlign w:val="center"/>
           </w:tcPr>
           <w:p>
@@ -1023,7 +1023,7 @@
       <w:tr>
         <w:tc>
           <w:tcPr>
-            <w:tcW w:type="dxa" w:w="1452"/>
+            <w:tcW w:type="dxa" w:w="1463"/>
             <w:vAlign w:val="center"/>
           </w:tcPr>
           <w:p>
@@ -1032,10 +1032,10 @@
             </w:pPr>
             <w:r>
               <w:rPr>
-                <w:rFonts w:ascii="BIZ UDPゴシック" w:hAnsi="BIZ UDPゴシック" w:eastAsia="BIZ UDPゴシック"/>
+                <w:rFonts w:ascii="游ゴシック" w:hAnsi="游ゴシック" w:eastAsia="游ゴシック"/>
                 <w:b w:val="0"/>
                 <w:i w:val="0"/>
-                <w:sz w:val="22"/>
+                <w:sz w:val="17"/>
               </w:rPr>
               <w:t>8</w:t>
             </w:r>
@@ -1043,7 +1043,7 @@
         </w:tc>
         <w:tc>
           <w:tcPr>
-            <w:tcW w:type="dxa" w:w="3830"/>
+            <w:tcW w:type="dxa" w:w="3901"/>
             <w:vAlign w:val="center"/>
           </w:tcPr>
           <w:p>
@@ -1052,10 +1052,10 @@
             </w:pPr>
             <w:r>
               <w:rPr>
-                <w:rFonts w:ascii="BIZ UDPゴシック" w:hAnsi="BIZ UDPゴシック" w:eastAsia="BIZ UDPゴシック"/>
+                <w:rFonts w:ascii="游ゴシック" w:hAnsi="游ゴシック" w:eastAsia="游ゴシック"/>
                 <w:b w:val="0"/>
                 <w:i w:val="0"/>
-                <w:sz w:val="22"/>
+                <w:sz w:val="17"/>
               </w:rPr>
               <w:t>介護予防ケアマネジメントB・Cを導入するか</w:t>
             </w:r>
@@ -1063,7 +1063,7 @@
         </w:tc>
         <w:tc>
           <w:tcPr>
-            <w:tcW w:type="dxa" w:w="1452"/>
+            <w:tcW w:type="dxa" w:w="1463"/>
             <w:vAlign w:val="center"/>
           </w:tcPr>
           <w:p>
@@ -1074,7 +1074,7 @@
         </w:tc>
         <w:tc>
           <w:tcPr>
-            <w:tcW w:type="dxa" w:w="1452"/>
+            <w:tcW w:type="dxa" w:w="1463"/>
             <w:vAlign w:val="center"/>
           </w:tcPr>
           <w:p>
@@ -1085,7 +1085,7 @@
         </w:tc>
         <w:tc>
           <w:tcPr>
-            <w:tcW w:type="dxa" w:w="1452"/>
+            <w:tcW w:type="dxa" w:w="1463"/>
             <w:vAlign w:val="center"/>
           </w:tcPr>
           <w:p>
@@ -1098,7 +1098,7 @@
       <w:tr>
         <w:tc>
           <w:tcPr>
-            <w:tcW w:type="dxa" w:w="1452"/>
+            <w:tcW w:type="dxa" w:w="1463"/>
             <w:vAlign w:val="center"/>
           </w:tcPr>
           <w:p>
@@ -1107,10 +1107,10 @@
             </w:pPr>
             <w:r>
               <w:rPr>
-                <w:rFonts w:ascii="BIZ UDPゴシック" w:hAnsi="BIZ UDPゴシック" w:eastAsia="BIZ UDPゴシック"/>
+                <w:rFonts w:ascii="游ゴシック" w:hAnsi="游ゴシック" w:eastAsia="游ゴシック"/>
                 <w:b w:val="0"/>
                 <w:i w:val="0"/>
-                <w:sz w:val="22"/>
+                <w:sz w:val="17"/>
               </w:rPr>
               <w:t>9</w:t>
             </w:r>
@@ -1118,7 +1118,7 @@
         </w:tc>
         <w:tc>
           <w:tcPr>
-            <w:tcW w:type="dxa" w:w="3830"/>
+            <w:tcW w:type="dxa" w:w="3901"/>
             <w:vAlign w:val="center"/>
           </w:tcPr>
           <w:p>
@@ -1127,10 +1127,10 @@
             </w:pPr>
             <w:r>
               <w:rPr>
-                <w:rFonts w:ascii="BIZ UDPゴシック" w:hAnsi="BIZ UDPゴシック" w:eastAsia="BIZ UDPゴシック"/>
+                <w:rFonts w:ascii="游ゴシック" w:hAnsi="游ゴシック" w:eastAsia="游ゴシック"/>
                 <w:b w:val="0"/>
                 <w:i w:val="0"/>
-                <w:sz w:val="22"/>
+                <w:sz w:val="17"/>
               </w:rPr>
               <w:t>介護給付適正化計画の位置づけ（案A・B・C）</w:t>
             </w:r>
@@ -1138,7 +1138,7 @@
         </w:tc>
         <w:tc>
           <w:tcPr>
-            <w:tcW w:type="dxa" w:w="1452"/>
+            <w:tcW w:type="dxa" w:w="1463"/>
             <w:vAlign w:val="center"/>
           </w:tcPr>
           <w:p>
@@ -1149,7 +1149,7 @@
         </w:tc>
         <w:tc>
           <w:tcPr>
-            <w:tcW w:type="dxa" w:w="1452"/>
+            <w:tcW w:type="dxa" w:w="1463"/>
             <w:vAlign w:val="center"/>
           </w:tcPr>
           <w:p>
@@ -1160,7 +1160,7 @@
         </w:tc>
         <w:tc>
           <w:tcPr>
-            <w:tcW w:type="dxa" w:w="1452"/>
+            <w:tcW w:type="dxa" w:w="1463"/>
             <w:vAlign w:val="center"/>
           </w:tcPr>
           <w:p>
@@ -1173,7 +1173,7 @@
       <w:tr>
         <w:tc>
           <w:tcPr>
-            <w:tcW w:type="dxa" w:w="1452"/>
+            <w:tcW w:type="dxa" w:w="1463"/>
             <w:vAlign w:val="center"/>
           </w:tcPr>
           <w:p>
@@ -1182,10 +1182,10 @@
             </w:pPr>
             <w:r>
               <w:rPr>
-                <w:rFonts w:ascii="BIZ UDPゴシック" w:hAnsi="BIZ UDPゴシック" w:eastAsia="BIZ UDPゴシック"/>
+                <w:rFonts w:ascii="游ゴシック" w:hAnsi="游ゴシック" w:eastAsia="游ゴシック"/>
                 <w:b w:val="0"/>
                 <w:i w:val="0"/>
-                <w:sz w:val="22"/>
+                <w:sz w:val="17"/>
               </w:rPr>
               <w:t>10</w:t>
             </w:r>
@@ -1193,7 +1193,7 @@
         </w:tc>
         <w:tc>
           <w:tcPr>
-            <w:tcW w:type="dxa" w:w="3830"/>
+            <w:tcW w:type="dxa" w:w="3901"/>
             <w:vAlign w:val="center"/>
           </w:tcPr>
           <w:p>
@@ -1202,10 +1202,10 @@
             </w:pPr>
             <w:r>
               <w:rPr>
-                <w:rFonts w:ascii="BIZ UDPゴシック" w:hAnsi="BIZ UDPゴシック" w:eastAsia="BIZ UDPゴシック"/>
+                <w:rFonts w:ascii="游ゴシック" w:hAnsi="游ゴシック" w:eastAsia="游ゴシック"/>
                 <w:b w:val="0"/>
                 <w:i w:val="0"/>
-                <w:sz w:val="22"/>
+                <w:sz w:val="17"/>
               </w:rPr>
               <w:t>ケアプラン点検の点検件数の目標</w:t>
             </w:r>
@@ -1213,7 +1213,7 @@
         </w:tc>
         <w:tc>
           <w:tcPr>
-            <w:tcW w:type="dxa" w:w="1452"/>
+            <w:tcW w:type="dxa" w:w="1463"/>
             <w:vAlign w:val="center"/>
           </w:tcPr>
           <w:p>
@@ -1224,7 +1224,7 @@
         </w:tc>
         <w:tc>
           <w:tcPr>
-            <w:tcW w:type="dxa" w:w="1452"/>
+            <w:tcW w:type="dxa" w:w="1463"/>
             <w:vAlign w:val="center"/>
           </w:tcPr>
           <w:p>
@@ -1235,7 +1235,7 @@
         </w:tc>
         <w:tc>
           <w:tcPr>
-            <w:tcW w:type="dxa" w:w="1452"/>
+            <w:tcW w:type="dxa" w:w="1463"/>
             <w:vAlign w:val="center"/>
           </w:tcPr>
           <w:p>
@@ -1248,7 +1248,7 @@
       <w:tr>
         <w:tc>
           <w:tcPr>
-            <w:tcW w:type="dxa" w:w="1452"/>
+            <w:tcW w:type="dxa" w:w="1463"/>
             <w:vAlign w:val="center"/>
           </w:tcPr>
           <w:p>
@@ -1257,10 +1257,10 @@
             </w:pPr>
             <w:r>
               <w:rPr>
-                <w:rFonts w:ascii="BIZ UDPゴシック" w:hAnsi="BIZ UDPゴシック" w:eastAsia="BIZ UDPゴシック"/>
+                <w:rFonts w:ascii="游ゴシック" w:hAnsi="游ゴシック" w:eastAsia="游ゴシック"/>
                 <w:b w:val="0"/>
                 <w:i w:val="0"/>
-                <w:sz w:val="22"/>
+                <w:sz w:val="17"/>
               </w:rPr>
               <w:t>11</w:t>
             </w:r>
@@ -1268,7 +1268,7 @@
         </w:tc>
         <w:tc>
           <w:tcPr>
-            <w:tcW w:type="dxa" w:w="3830"/>
+            <w:tcW w:type="dxa" w:w="3901"/>
             <w:vAlign w:val="center"/>
           </w:tcPr>
           <w:p>
@@ -1277,10 +1277,10 @@
             </w:pPr>
             <w:r>
               <w:rPr>
-                <w:rFonts w:ascii="BIZ UDPゴシック" w:hAnsi="BIZ UDPゴシック" w:eastAsia="BIZ UDPゴシック"/>
+                <w:rFonts w:ascii="游ゴシック" w:hAnsi="游ゴシック" w:eastAsia="游ゴシック"/>
                 <w:b w:val="0"/>
                 <w:i w:val="0"/>
-                <w:sz w:val="22"/>
+                <w:sz w:val="17"/>
               </w:rPr>
               <w:t>在宅医療・介護連携の4つの場面ごとの目指すべき姿</w:t>
             </w:r>
@@ -1288,7 +1288,7 @@
         </w:tc>
         <w:tc>
           <w:tcPr>
-            <w:tcW w:type="dxa" w:w="1452"/>
+            <w:tcW w:type="dxa" w:w="1463"/>
             <w:vAlign w:val="center"/>
           </w:tcPr>
           <w:p>
@@ -1299,7 +1299,7 @@
         </w:tc>
         <w:tc>
           <w:tcPr>
-            <w:tcW w:type="dxa" w:w="1452"/>
+            <w:tcW w:type="dxa" w:w="1463"/>
             <w:vAlign w:val="center"/>
           </w:tcPr>
           <w:p>
@@ -1310,7 +1310,7 @@
         </w:tc>
         <w:tc>
           <w:tcPr>
-            <w:tcW w:type="dxa" w:w="1452"/>
+            <w:tcW w:type="dxa" w:w="1463"/>
             <w:vAlign w:val="center"/>
           </w:tcPr>
           <w:p>
@@ -1329,16 +1329,16 @@
     <w:p>
       <w:pPr>
         <w:keepNext/>
-        <w:spacing w:before="360" w:after="180"/>
+        <w:spacing w:before="240" w:after="100"/>
       </w:pPr>
       <w:bookmarkStart w:id="102" w:name="_Toc_002"/>
       <w:r>
         <w:rPr>
-          <w:rFonts w:ascii="BIZ UDPゴシック" w:hAnsi="BIZ UDPゴシック" w:eastAsia="BIZ UDPゴシック"/>
+          <w:rFonts w:ascii="游ゴシック" w:hAnsi="游ゴシック" w:eastAsia="游ゴシック"/>
           <w:b/>
           <w:i w:val="0"/>
           <w:color w:val="2E74B5"/>
-          <w:sz w:val="32"/>
+          <w:sz w:val="30"/>
         </w:rPr>
         <w:t>2　依頼資料への回答</w:t>
       </w:r>
@@ -1364,15 +1364,15 @@
         </w:tblCellMar>
       </w:tblPr>
       <w:tblGrid>
-        <w:gridCol w:w="1491"/>
-        <w:gridCol w:w="3923"/>
-        <w:gridCol w:w="2732"/>
-        <w:gridCol w:w="1491"/>
+        <w:gridCol w:w="1501"/>
+        <w:gridCol w:w="3982"/>
+        <w:gridCol w:w="2767"/>
+        <w:gridCol w:w="1501"/>
       </w:tblGrid>
       <w:tr>
         <w:tc>
           <w:tcPr>
-            <w:tcW w:type="dxa" w:w="1491"/>
+            <w:tcW w:type="dxa" w:w="1501"/>
             <w:shd w:val="clear" w:fill="1F3864"/>
             <w:vAlign w:val="center"/>
           </w:tcPr>
@@ -1383,11 +1383,11 @@
             </w:pPr>
             <w:r>
               <w:rPr>
-                <w:rFonts w:ascii="BIZ UDPゴシック" w:hAnsi="BIZ UDPゴシック" w:eastAsia="BIZ UDPゴシック"/>
+                <w:rFonts w:ascii="游ゴシック" w:hAnsi="游ゴシック" w:eastAsia="游ゴシック"/>
                 <w:b/>
                 <w:i w:val="0"/>
                 <w:color w:val="FFFFFF"/>
-                <w:sz w:val="22"/>
+                <w:sz w:val="17"/>
               </w:rPr>
               <w:t>#</w:t>
             </w:r>
@@ -1395,7 +1395,7 @@
         </w:tc>
         <w:tc>
           <w:tcPr>
-            <w:tcW w:type="dxa" w:w="3923"/>
+            <w:tcW w:type="dxa" w:w="3982"/>
             <w:shd w:val="clear" w:fill="1F3864"/>
             <w:vAlign w:val="center"/>
           </w:tcPr>
@@ -1406,11 +1406,11 @@
             </w:pPr>
             <w:r>
               <w:rPr>
-                <w:rFonts w:ascii="BIZ UDPゴシック" w:hAnsi="BIZ UDPゴシック" w:eastAsia="BIZ UDPゴシック"/>
+                <w:rFonts w:ascii="游ゴシック" w:hAnsi="游ゴシック" w:eastAsia="游ゴシック"/>
                 <w:b/>
                 <w:i w:val="0"/>
                 <w:color w:val="FFFFFF"/>
-                <w:sz w:val="22"/>
+                <w:sz w:val="17"/>
               </w:rPr>
               <w:t>資料</w:t>
             </w:r>
@@ -1418,7 +1418,7 @@
         </w:tc>
         <w:tc>
           <w:tcPr>
-            <w:tcW w:type="dxa" w:w="2732"/>
+            <w:tcW w:type="dxa" w:w="2767"/>
             <w:shd w:val="clear" w:fill="1F3864"/>
             <w:vAlign w:val="center"/>
           </w:tcPr>
@@ -1429,11 +1429,11 @@
             </w:pPr>
             <w:r>
               <w:rPr>
-                <w:rFonts w:ascii="BIZ UDPゴシック" w:hAnsi="BIZ UDPゴシック" w:eastAsia="BIZ UDPゴシック"/>
+                <w:rFonts w:ascii="游ゴシック" w:hAnsi="游ゴシック" w:eastAsia="游ゴシック"/>
                 <w:b/>
                 <w:i w:val="0"/>
                 <w:color w:val="FFFFFF"/>
-                <w:sz w:val="22"/>
+                <w:sz w:val="17"/>
               </w:rPr>
               <w:t>回答（提供の可否・時期）</w:t>
             </w:r>
@@ -1441,7 +1441,7 @@
         </w:tc>
         <w:tc>
           <w:tcPr>
-            <w:tcW w:type="dxa" w:w="1491"/>
+            <w:tcW w:type="dxa" w:w="1501"/>
             <w:shd w:val="clear" w:fill="1F3864"/>
             <w:vAlign w:val="center"/>
           </w:tcPr>
@@ -1452,11 +1452,11 @@
             </w:pPr>
             <w:r>
               <w:rPr>
-                <w:rFonts w:ascii="BIZ UDPゴシック" w:hAnsi="BIZ UDPゴシック" w:eastAsia="BIZ UDPゴシック"/>
+                <w:rFonts w:ascii="游ゴシック" w:hAnsi="游ゴシック" w:eastAsia="游ゴシック"/>
                 <w:b/>
                 <w:i w:val="0"/>
                 <w:color w:val="FFFFFF"/>
-                <w:sz w:val="22"/>
+                <w:sz w:val="17"/>
               </w:rPr>
               <w:t>担当</w:t>
             </w:r>
@@ -1466,7 +1466,7 @@
       <w:tr>
         <w:tc>
           <w:tcPr>
-            <w:tcW w:type="dxa" w:w="1491"/>
+            <w:tcW w:type="dxa" w:w="1501"/>
             <w:vAlign w:val="center"/>
           </w:tcPr>
           <w:p>
@@ -1475,10 +1475,10 @@
             </w:pPr>
             <w:r>
               <w:rPr>
-                <w:rFonts w:ascii="BIZ UDPゴシック" w:hAnsi="BIZ UDPゴシック" w:eastAsia="BIZ UDPゴシック"/>
+                <w:rFonts w:ascii="游ゴシック" w:hAnsi="游ゴシック" w:eastAsia="游ゴシック"/>
                 <w:b w:val="0"/>
                 <w:i w:val="0"/>
-                <w:sz w:val="22"/>
+                <w:sz w:val="17"/>
               </w:rPr>
               <w:t>1</w:t>
             </w:r>
@@ -1486,7 +1486,7 @@
         </w:tc>
         <w:tc>
           <w:tcPr>
-            <w:tcW w:type="dxa" w:w="3923"/>
+            <w:tcW w:type="dxa" w:w="3982"/>
             <w:vAlign w:val="center"/>
           </w:tcPr>
           <w:p>
@@ -1495,10 +1495,10 @@
             </w:pPr>
             <w:r>
               <w:rPr>
-                <w:rFonts w:ascii="BIZ UDPゴシック" w:hAnsi="BIZ UDPゴシック" w:eastAsia="BIZ UDPゴシック"/>
+                <w:rFonts w:ascii="游ゴシック" w:hAnsi="游ゴシック" w:eastAsia="游ゴシック"/>
                 <w:b w:val="0"/>
                 <w:i w:val="0"/>
-                <w:sz w:val="22"/>
+                <w:sz w:val="17"/>
               </w:rPr>
               <w:t>介護給付費準備基金の運用状況調書</w:t>
             </w:r>
@@ -1506,7 +1506,7 @@
         </w:tc>
         <w:tc>
           <w:tcPr>
-            <w:tcW w:type="dxa" w:w="2732"/>
+            <w:tcW w:type="dxa" w:w="2767"/>
             <w:vAlign w:val="center"/>
           </w:tcPr>
           <w:p>
@@ -1517,7 +1517,7 @@
         </w:tc>
         <w:tc>
           <w:tcPr>
-            <w:tcW w:type="dxa" w:w="1491"/>
+            <w:tcW w:type="dxa" w:w="1501"/>
             <w:vAlign w:val="center"/>
           </w:tcPr>
           <w:p>
@@ -1530,7 +1530,7 @@
       <w:tr>
         <w:tc>
           <w:tcPr>
-            <w:tcW w:type="dxa" w:w="1491"/>
+            <w:tcW w:type="dxa" w:w="1501"/>
             <w:vAlign w:val="center"/>
           </w:tcPr>
           <w:p>
@@ -1539,10 +1539,10 @@
             </w:pPr>
             <w:r>
               <w:rPr>
-                <w:rFonts w:ascii="BIZ UDPゴシック" w:hAnsi="BIZ UDPゴシック" w:eastAsia="BIZ UDPゴシック"/>
+                <w:rFonts w:ascii="游ゴシック" w:hAnsi="游ゴシック" w:eastAsia="游ゴシック"/>
                 <w:b w:val="0"/>
                 <w:i w:val="0"/>
-                <w:sz w:val="22"/>
+                <w:sz w:val="17"/>
               </w:rPr>
               <w:t>2</w:t>
             </w:r>
@@ -1550,7 +1550,7 @@
         </w:tc>
         <w:tc>
           <w:tcPr>
-            <w:tcW w:type="dxa" w:w="3923"/>
+            <w:tcW w:type="dxa" w:w="3982"/>
             <w:vAlign w:val="center"/>
           </w:tcPr>
           <w:p>
@@ -1559,10 +1559,10 @@
             </w:pPr>
             <w:r>
               <w:rPr>
-                <w:rFonts w:ascii="BIZ UDPゴシック" w:hAnsi="BIZ UDPゴシック" w:eastAsia="BIZ UDPゴシック"/>
+                <w:rFonts w:ascii="游ゴシック" w:hAnsi="游ゴシック" w:eastAsia="游ゴシック"/>
                 <w:b w:val="0"/>
                 <w:i w:val="0"/>
-                <w:sz w:val="22"/>
+                <w:sz w:val="17"/>
               </w:rPr>
               <w:t>令和7年度の介護保険特別会計決算</w:t>
             </w:r>
@@ -1570,7 +1570,7 @@
         </w:tc>
         <w:tc>
           <w:tcPr>
-            <w:tcW w:type="dxa" w:w="2732"/>
+            <w:tcW w:type="dxa" w:w="2767"/>
             <w:vAlign w:val="center"/>
           </w:tcPr>
           <w:p>
@@ -1581,7 +1581,7 @@
         </w:tc>
         <w:tc>
           <w:tcPr>
-            <w:tcW w:type="dxa" w:w="1491"/>
+            <w:tcW w:type="dxa" w:w="1501"/>
             <w:vAlign w:val="center"/>
           </w:tcPr>
           <w:p>
@@ -1594,7 +1594,7 @@
       <w:tr>
         <w:tc>
           <w:tcPr>
-            <w:tcW w:type="dxa" w:w="1491"/>
+            <w:tcW w:type="dxa" w:w="1501"/>
             <w:vAlign w:val="center"/>
           </w:tcPr>
           <w:p>
@@ -1603,10 +1603,10 @@
             </w:pPr>
             <w:r>
               <w:rPr>
-                <w:rFonts w:ascii="BIZ UDPゴシック" w:hAnsi="BIZ UDPゴシック" w:eastAsia="BIZ UDPゴシック"/>
+                <w:rFonts w:ascii="游ゴシック" w:hAnsi="游ゴシック" w:eastAsia="游ゴシック"/>
                 <w:b w:val="0"/>
                 <w:i w:val="0"/>
-                <w:sz w:val="22"/>
+                <w:sz w:val="17"/>
               </w:rPr>
               <w:t>3</w:t>
             </w:r>
@@ -1614,7 +1614,7 @@
         </w:tc>
         <w:tc>
           <w:tcPr>
-            <w:tcW w:type="dxa" w:w="3923"/>
+            <w:tcW w:type="dxa" w:w="3982"/>
             <w:vAlign w:val="center"/>
           </w:tcPr>
           <w:p>
@@ -1623,10 +1623,10 @@
             </w:pPr>
             <w:r>
               <w:rPr>
-                <w:rFonts w:ascii="BIZ UDPゴシック" w:hAnsi="BIZ UDPゴシック" w:eastAsia="BIZ UDPゴシック"/>
+                <w:rFonts w:ascii="游ゴシック" w:hAnsi="游ゴシック" w:eastAsia="游ゴシック"/>
                 <w:b w:val="0"/>
                 <w:i w:val="0"/>
-                <w:sz w:val="22"/>
+                <w:sz w:val="17"/>
               </w:rPr>
               <w:t>令和7年8〜9月の認定者数の計上方法の変更の有無</w:t>
             </w:r>
@@ -1634,7 +1634,7 @@
         </w:tc>
         <w:tc>
           <w:tcPr>
-            <w:tcW w:type="dxa" w:w="2732"/>
+            <w:tcW w:type="dxa" w:w="2767"/>
             <w:vAlign w:val="center"/>
           </w:tcPr>
           <w:p>
@@ -1645,7 +1645,7 @@
         </w:tc>
         <w:tc>
           <w:tcPr>
-            <w:tcW w:type="dxa" w:w="1491"/>
+            <w:tcW w:type="dxa" w:w="1501"/>
             <w:vAlign w:val="center"/>
           </w:tcPr>
           <w:p>
@@ -1658,7 +1658,7 @@
       <w:tr>
         <w:tc>
           <w:tcPr>
-            <w:tcW w:type="dxa" w:w="1491"/>
+            <w:tcW w:type="dxa" w:w="1501"/>
             <w:vAlign w:val="center"/>
           </w:tcPr>
           <w:p>
@@ -1667,10 +1667,10 @@
             </w:pPr>
             <w:r>
               <w:rPr>
-                <w:rFonts w:ascii="BIZ UDPゴシック" w:hAnsi="BIZ UDPゴシック" w:eastAsia="BIZ UDPゴシック"/>
+                <w:rFonts w:ascii="游ゴシック" w:hAnsi="游ゴシック" w:eastAsia="游ゴシック"/>
                 <w:b w:val="0"/>
                 <w:i w:val="0"/>
-                <w:sz w:val="22"/>
+                <w:sz w:val="17"/>
               </w:rPr>
               <w:t>4</w:t>
             </w:r>
@@ -1678,7 +1678,7 @@
         </w:tc>
         <w:tc>
           <w:tcPr>
-            <w:tcW w:type="dxa" w:w="3923"/>
+            <w:tcW w:type="dxa" w:w="3982"/>
             <w:vAlign w:val="center"/>
           </w:tcPr>
           <w:p>
@@ -1687,10 +1687,10 @@
             </w:pPr>
             <w:r>
               <w:rPr>
-                <w:rFonts w:ascii="BIZ UDPゴシック" w:hAnsi="BIZ UDPゴシック" w:eastAsia="BIZ UDPゴシック"/>
+                <w:rFonts w:ascii="游ゴシック" w:hAnsi="游ゴシック" w:eastAsia="游ゴシック"/>
                 <w:b w:val="0"/>
                 <w:i w:val="0"/>
-                <w:sz w:val="22"/>
+                <w:sz w:val="17"/>
               </w:rPr>
               <w:t>地域支援事業費の事業別内訳</w:t>
             </w:r>
@@ -1698,7 +1698,7 @@
         </w:tc>
         <w:tc>
           <w:tcPr>
-            <w:tcW w:type="dxa" w:w="2732"/>
+            <w:tcW w:type="dxa" w:w="2767"/>
             <w:vAlign w:val="center"/>
           </w:tcPr>
           <w:p>
@@ -1709,7 +1709,7 @@
         </w:tc>
         <w:tc>
           <w:tcPr>
-            <w:tcW w:type="dxa" w:w="1491"/>
+            <w:tcW w:type="dxa" w:w="1501"/>
             <w:vAlign w:val="center"/>
           </w:tcPr>
           <w:p>
@@ -1722,7 +1722,7 @@
       <w:tr>
         <w:tc>
           <w:tcPr>
-            <w:tcW w:type="dxa" w:w="1491"/>
+            <w:tcW w:type="dxa" w:w="1501"/>
             <w:vAlign w:val="center"/>
           </w:tcPr>
           <w:p>
@@ -1731,10 +1731,10 @@
             </w:pPr>
             <w:r>
               <w:rPr>
-                <w:rFonts w:ascii="BIZ UDPゴシック" w:hAnsi="BIZ UDPゴシック" w:eastAsia="BIZ UDPゴシック"/>
+                <w:rFonts w:ascii="游ゴシック" w:hAnsi="游ゴシック" w:eastAsia="游ゴシック"/>
                 <w:b w:val="0"/>
                 <w:i w:val="0"/>
-                <w:sz w:val="22"/>
+                <w:sz w:val="17"/>
               </w:rPr>
               <w:t>5</w:t>
             </w:r>
@@ -1742,7 +1742,7 @@
         </w:tc>
         <w:tc>
           <w:tcPr>
-            <w:tcW w:type="dxa" w:w="3923"/>
+            <w:tcW w:type="dxa" w:w="3982"/>
             <w:vAlign w:val="center"/>
           </w:tcPr>
           <w:p>
@@ -1751,10 +1751,10 @@
             </w:pPr>
             <w:r>
               <w:rPr>
-                <w:rFonts w:ascii="BIZ UDPゴシック" w:hAnsi="BIZ UDPゴシック" w:eastAsia="BIZ UDPゴシック"/>
+                <w:rFonts w:ascii="游ゴシック" w:hAnsi="游ゴシック" w:eastAsia="游ゴシック"/>
                 <w:b w:val="0"/>
                 <w:i w:val="0"/>
-                <w:sz w:val="22"/>
+                <w:sz w:val="17"/>
               </w:rPr>
               <w:t>総合事業の実施状況</w:t>
             </w:r>
@@ -1762,7 +1762,7 @@
         </w:tc>
         <w:tc>
           <w:tcPr>
-            <w:tcW w:type="dxa" w:w="2732"/>
+            <w:tcW w:type="dxa" w:w="2767"/>
             <w:vAlign w:val="center"/>
           </w:tcPr>
           <w:p>
@@ -1773,7 +1773,7 @@
         </w:tc>
         <w:tc>
           <w:tcPr>
-            <w:tcW w:type="dxa" w:w="1491"/>
+            <w:tcW w:type="dxa" w:w="1501"/>
             <w:vAlign w:val="center"/>
           </w:tcPr>
           <w:p>
@@ -1786,7 +1786,7 @@
       <w:tr>
         <w:tc>
           <w:tcPr>
-            <w:tcW w:type="dxa" w:w="1491"/>
+            <w:tcW w:type="dxa" w:w="1501"/>
             <w:vAlign w:val="center"/>
           </w:tcPr>
           <w:p>
@@ -1795,10 +1795,10 @@
             </w:pPr>
             <w:r>
               <w:rPr>
-                <w:rFonts w:ascii="BIZ UDPゴシック" w:hAnsi="BIZ UDPゴシック" w:eastAsia="BIZ UDPゴシック"/>
+                <w:rFonts w:ascii="游ゴシック" w:hAnsi="游ゴシック" w:eastAsia="游ゴシック"/>
                 <w:b w:val="0"/>
                 <w:i w:val="0"/>
-                <w:sz w:val="22"/>
+                <w:sz w:val="17"/>
               </w:rPr>
               <w:t>6</w:t>
             </w:r>
@@ -1806,7 +1806,7 @@
         </w:tc>
         <w:tc>
           <w:tcPr>
-            <w:tcW w:type="dxa" w:w="3923"/>
+            <w:tcW w:type="dxa" w:w="3982"/>
             <w:vAlign w:val="center"/>
           </w:tcPr>
           <w:p>
@@ -1815,10 +1815,10 @@
             </w:pPr>
             <w:r>
               <w:rPr>
-                <w:rFonts w:ascii="BIZ UDPゴシック" w:hAnsi="BIZ UDPゴシック" w:eastAsia="BIZ UDPゴシック"/>
+                <w:rFonts w:ascii="游ゴシック" w:hAnsi="游ゴシック" w:eastAsia="游ゴシック"/>
                 <w:b w:val="0"/>
                 <w:i w:val="0"/>
-                <w:sz w:val="22"/>
+                <w:sz w:val="17"/>
               </w:rPr>
               <w:t>成果指標の現状値 17項目</w:t>
             </w:r>
@@ -1826,7 +1826,7 @@
         </w:tc>
         <w:tc>
           <w:tcPr>
-            <w:tcW w:type="dxa" w:w="2732"/>
+            <w:tcW w:type="dxa" w:w="2767"/>
             <w:vAlign w:val="center"/>
           </w:tcPr>
           <w:p>
@@ -1837,7 +1837,7 @@
         </w:tc>
         <w:tc>
           <w:tcPr>
-            <w:tcW w:type="dxa" w:w="1491"/>
+            <w:tcW w:type="dxa" w:w="1501"/>
             <w:vAlign w:val="center"/>
           </w:tcPr>
           <w:p>
@@ -1850,7 +1850,7 @@
       <w:tr>
         <w:tc>
           <w:tcPr>
-            <w:tcW w:type="dxa" w:w="1491"/>
+            <w:tcW w:type="dxa" w:w="1501"/>
             <w:vAlign w:val="center"/>
           </w:tcPr>
           <w:p>
@@ -1859,10 +1859,10 @@
             </w:pPr>
             <w:r>
               <w:rPr>
-                <w:rFonts w:ascii="BIZ UDPゴシック" w:hAnsi="BIZ UDPゴシック" w:eastAsia="BIZ UDPゴシック"/>
+                <w:rFonts w:ascii="游ゴシック" w:hAnsi="游ゴシック" w:eastAsia="游ゴシック"/>
                 <w:b w:val="0"/>
                 <w:i w:val="0"/>
-                <w:sz w:val="22"/>
+                <w:sz w:val="17"/>
               </w:rPr>
               <w:t>7</w:t>
             </w:r>
@@ -1870,7 +1870,7 @@
         </w:tc>
         <w:tc>
           <w:tcPr>
-            <w:tcW w:type="dxa" w:w="3923"/>
+            <w:tcW w:type="dxa" w:w="3982"/>
             <w:vAlign w:val="center"/>
           </w:tcPr>
           <w:p>
@@ -1879,10 +1879,10 @@
             </w:pPr>
             <w:r>
               <w:rPr>
-                <w:rFonts w:ascii="BIZ UDPゴシック" w:hAnsi="BIZ UDPゴシック" w:eastAsia="BIZ UDPゴシック"/>
+                <w:rFonts w:ascii="游ゴシック" w:hAnsi="游ゴシック" w:eastAsia="游ゴシック"/>
                 <w:b w:val="0"/>
                 <w:i w:val="0"/>
-                <w:sz w:val="22"/>
+                <w:sz w:val="17"/>
               </w:rPr>
               <w:t>認知症対応型共同生活介護の整備の経緯</w:t>
             </w:r>
@@ -1890,7 +1890,7 @@
         </w:tc>
         <w:tc>
           <w:tcPr>
-            <w:tcW w:type="dxa" w:w="2732"/>
+            <w:tcW w:type="dxa" w:w="2767"/>
             <w:vAlign w:val="center"/>
           </w:tcPr>
           <w:p>
@@ -1901,7 +1901,7 @@
         </w:tc>
         <w:tc>
           <w:tcPr>
-            <w:tcW w:type="dxa" w:w="1491"/>
+            <w:tcW w:type="dxa" w:w="1501"/>
             <w:vAlign w:val="center"/>
           </w:tcPr>
           <w:p>
@@ -1914,7 +1914,7 @@
       <w:tr>
         <w:tc>
           <w:tcPr>
-            <w:tcW w:type="dxa" w:w="1491"/>
+            <w:tcW w:type="dxa" w:w="1501"/>
             <w:vAlign w:val="center"/>
           </w:tcPr>
           <w:p>
@@ -1923,10 +1923,10 @@
             </w:pPr>
             <w:r>
               <w:rPr>
-                <w:rFonts w:ascii="BIZ UDPゴシック" w:hAnsi="BIZ UDPゴシック" w:eastAsia="BIZ UDPゴシック"/>
+                <w:rFonts w:ascii="游ゴシック" w:hAnsi="游ゴシック" w:eastAsia="游ゴシック"/>
                 <w:b w:val="0"/>
                 <w:i w:val="0"/>
-                <w:sz w:val="22"/>
+                <w:sz w:val="17"/>
               </w:rPr>
               <w:t>8</w:t>
             </w:r>
@@ -1934,7 +1934,7 @@
         </w:tc>
         <w:tc>
           <w:tcPr>
-            <w:tcW w:type="dxa" w:w="3923"/>
+            <w:tcW w:type="dxa" w:w="3982"/>
             <w:vAlign w:val="center"/>
           </w:tcPr>
           <w:p>
@@ -1943,10 +1943,10 @@
             </w:pPr>
             <w:r>
               <w:rPr>
-                <w:rFonts w:ascii="BIZ UDPゴシック" w:hAnsi="BIZ UDPゴシック" w:eastAsia="BIZ UDPゴシック"/>
+                <w:rFonts w:ascii="游ゴシック" w:hAnsi="游ゴシック" w:eastAsia="游ゴシック"/>
                 <w:b w:val="0"/>
                 <w:i w:val="0"/>
-                <w:sz w:val="22"/>
+                <w:sz w:val="17"/>
               </w:rPr>
               <w:t>総合事業上限額算定の手引き（Excel）</w:t>
             </w:r>
@@ -1954,7 +1954,7 @@
         </w:tc>
         <w:tc>
           <w:tcPr>
-            <w:tcW w:type="dxa" w:w="2732"/>
+            <w:tcW w:type="dxa" w:w="2767"/>
             <w:vAlign w:val="center"/>
           </w:tcPr>
           <w:p>
@@ -1965,7 +1965,7 @@
         </w:tc>
         <w:tc>
           <w:tcPr>
-            <w:tcW w:type="dxa" w:w="1491"/>
+            <w:tcW w:type="dxa" w:w="1501"/>
             <w:vAlign w:val="center"/>
           </w:tcPr>
           <w:p>
@@ -1978,7 +1978,7 @@
       <w:tr>
         <w:tc>
           <w:tcPr>
-            <w:tcW w:type="dxa" w:w="1491"/>
+            <w:tcW w:type="dxa" w:w="1501"/>
             <w:vAlign w:val="center"/>
           </w:tcPr>
           <w:p>
@@ -1987,10 +1987,10 @@
             </w:pPr>
             <w:r>
               <w:rPr>
-                <w:rFonts w:ascii="BIZ UDPゴシック" w:hAnsi="BIZ UDPゴシック" w:eastAsia="BIZ UDPゴシック"/>
+                <w:rFonts w:ascii="游ゴシック" w:hAnsi="游ゴシック" w:eastAsia="游ゴシック"/>
                 <w:b w:val="0"/>
                 <w:i w:val="0"/>
-                <w:sz w:val="22"/>
+                <w:sz w:val="17"/>
               </w:rPr>
               <w:t>9</w:t>
             </w:r>
@@ -1998,7 +1998,7 @@
         </w:tc>
         <w:tc>
           <w:tcPr>
-            <w:tcW w:type="dxa" w:w="3923"/>
+            <w:tcW w:type="dxa" w:w="3982"/>
             <w:vAlign w:val="center"/>
           </w:tcPr>
           <w:p>
@@ -2007,10 +2007,10 @@
             </w:pPr>
             <w:r>
               <w:rPr>
-                <w:rFonts w:ascii="BIZ UDPゴシック" w:hAnsi="BIZ UDPゴシック" w:eastAsia="BIZ UDPゴシック"/>
+                <w:rFonts w:ascii="游ゴシック" w:hAnsi="游ゴシック" w:eastAsia="游ゴシック"/>
                 <w:b w:val="0"/>
                 <w:i w:val="0"/>
-                <w:sz w:val="22"/>
+                <w:sz w:val="17"/>
               </w:rPr>
               <w:t>地域支援事業交付金事業実績報告書（Excel）</w:t>
             </w:r>
@@ -2018,7 +2018,7 @@
         </w:tc>
         <w:tc>
           <w:tcPr>
-            <w:tcW w:type="dxa" w:w="2732"/>
+            <w:tcW w:type="dxa" w:w="2767"/>
             <w:vAlign w:val="center"/>
           </w:tcPr>
           <w:p>
@@ -2029,7 +2029,7 @@
         </w:tc>
         <w:tc>
           <w:tcPr>
-            <w:tcW w:type="dxa" w:w="1491"/>
+            <w:tcW w:type="dxa" w:w="1501"/>
             <w:vAlign w:val="center"/>
           </w:tcPr>
           <w:p>
@@ -2042,7 +2042,7 @@
       <w:tr>
         <w:tc>
           <w:tcPr>
-            <w:tcW w:type="dxa" w:w="1491"/>
+            <w:tcW w:type="dxa" w:w="1501"/>
             <w:vAlign w:val="center"/>
           </w:tcPr>
           <w:p>
@@ -2051,10 +2051,10 @@
             </w:pPr>
             <w:r>
               <w:rPr>
-                <w:rFonts w:ascii="BIZ UDPゴシック" w:hAnsi="BIZ UDPゴシック" w:eastAsia="BIZ UDPゴシック"/>
+                <w:rFonts w:ascii="游ゴシック" w:hAnsi="游ゴシック" w:eastAsia="游ゴシック"/>
                 <w:b w:val="0"/>
                 <w:i w:val="0"/>
-                <w:sz w:val="22"/>
+                <w:sz w:val="17"/>
               </w:rPr>
               <w:t>10</w:t>
             </w:r>
@@ -2062,7 +2062,7 @@
         </w:tc>
         <w:tc>
           <w:tcPr>
-            <w:tcW w:type="dxa" w:w="3923"/>
+            <w:tcW w:type="dxa" w:w="3982"/>
             <w:vAlign w:val="center"/>
           </w:tcPr>
           <w:p>
@@ -2071,10 +2071,10 @@
             </w:pPr>
             <w:r>
               <w:rPr>
-                <w:rFonts w:ascii="BIZ UDPゴシック" w:hAnsi="BIZ UDPゴシック" w:eastAsia="BIZ UDPゴシック"/>
+                <w:rFonts w:ascii="游ゴシック" w:hAnsi="游ゴシック" w:eastAsia="游ゴシック"/>
                 <w:b w:val="0"/>
                 <w:i w:val="0"/>
-                <w:sz w:val="22"/>
+                <w:sz w:val="17"/>
               </w:rPr>
               <w:t>総合事業の実施状況調査への回答の控え</w:t>
             </w:r>
@@ -2082,7 +2082,7 @@
         </w:tc>
         <w:tc>
           <w:tcPr>
-            <w:tcW w:type="dxa" w:w="2732"/>
+            <w:tcW w:type="dxa" w:w="2767"/>
             <w:vAlign w:val="center"/>
           </w:tcPr>
           <w:p>
@@ -2093,7 +2093,7 @@
         </w:tc>
         <w:tc>
           <w:tcPr>
-            <w:tcW w:type="dxa" w:w="1491"/>
+            <w:tcW w:type="dxa" w:w="1501"/>
             <w:vAlign w:val="center"/>
           </w:tcPr>
           <w:p>
@@ -2106,7 +2106,7 @@
       <w:tr>
         <w:tc>
           <w:tcPr>
-            <w:tcW w:type="dxa" w:w="1491"/>
+            <w:tcW w:type="dxa" w:w="1501"/>
             <w:vAlign w:val="center"/>
           </w:tcPr>
           <w:p>
@@ -2115,10 +2115,10 @@
             </w:pPr>
             <w:r>
               <w:rPr>
-                <w:rFonts w:ascii="BIZ UDPゴシック" w:hAnsi="BIZ UDPゴシック" w:eastAsia="BIZ UDPゴシック"/>
+                <w:rFonts w:ascii="游ゴシック" w:hAnsi="游ゴシック" w:eastAsia="游ゴシック"/>
                 <w:b w:val="0"/>
                 <w:i w:val="0"/>
-                <w:sz w:val="22"/>
+                <w:sz w:val="17"/>
               </w:rPr>
               <w:t>11</w:t>
             </w:r>
@@ -2126,7 +2126,7 @@
         </w:tc>
         <w:tc>
           <w:tcPr>
-            <w:tcW w:type="dxa" w:w="3923"/>
+            <w:tcW w:type="dxa" w:w="3982"/>
             <w:vAlign w:val="center"/>
           </w:tcPr>
           <w:p>
@@ -2135,10 +2135,10 @@
             </w:pPr>
             <w:r>
               <w:rPr>
-                <w:rFonts w:ascii="BIZ UDPゴシック" w:hAnsi="BIZ UDPゴシック" w:eastAsia="BIZ UDPゴシック"/>
+                <w:rFonts w:ascii="游ゴシック" w:hAnsi="游ゴシック" w:eastAsia="游ゴシック"/>
                 <w:b w:val="0"/>
                 <w:i w:val="0"/>
-                <w:sz w:val="22"/>
+                <w:sz w:val="17"/>
               </w:rPr>
               <w:t>令和6年度のケアプラン点検の実施件数</w:t>
             </w:r>
@@ -2146,7 +2146,7 @@
         </w:tc>
         <w:tc>
           <w:tcPr>
-            <w:tcW w:type="dxa" w:w="2732"/>
+            <w:tcW w:type="dxa" w:w="2767"/>
             <w:vAlign w:val="center"/>
           </w:tcPr>
           <w:p>
@@ -2157,7 +2157,7 @@
         </w:tc>
         <w:tc>
           <w:tcPr>
-            <w:tcW w:type="dxa" w:w="1491"/>
+            <w:tcW w:type="dxa" w:w="1501"/>
             <w:vAlign w:val="center"/>
           </w:tcPr>
           <w:p>
@@ -2170,7 +2170,7 @@
       <w:tr>
         <w:tc>
           <w:tcPr>
-            <w:tcW w:type="dxa" w:w="1491"/>
+            <w:tcW w:type="dxa" w:w="1501"/>
             <w:vAlign w:val="center"/>
           </w:tcPr>
           <w:p>
@@ -2179,10 +2179,10 @@
             </w:pPr>
             <w:r>
               <w:rPr>
-                <w:rFonts w:ascii="BIZ UDPゴシック" w:hAnsi="BIZ UDPゴシック" w:eastAsia="BIZ UDPゴシック"/>
+                <w:rFonts w:ascii="游ゴシック" w:hAnsi="游ゴシック" w:eastAsia="游ゴシック"/>
                 <w:b w:val="0"/>
                 <w:i w:val="0"/>
-                <w:sz w:val="22"/>
+                <w:sz w:val="17"/>
               </w:rPr>
               <w:t>12</w:t>
             </w:r>
@@ -2190,7 +2190,7 @@
         </w:tc>
         <w:tc>
           <w:tcPr>
-            <w:tcW w:type="dxa" w:w="3923"/>
+            <w:tcW w:type="dxa" w:w="3982"/>
             <w:vAlign w:val="center"/>
           </w:tcPr>
           <w:p>
@@ -2199,10 +2199,10 @@
             </w:pPr>
             <w:r>
               <w:rPr>
-                <w:rFonts w:ascii="BIZ UDPゴシック" w:hAnsi="BIZ UDPゴシック" w:eastAsia="BIZ UDPゴシック"/>
+                <w:rFonts w:ascii="游ゴシック" w:hAnsi="游ゴシック" w:eastAsia="游ゴシック"/>
                 <w:b w:val="0"/>
                 <w:i w:val="0"/>
-                <w:sz w:val="22"/>
+                <w:sz w:val="17"/>
               </w:rPr>
               <w:t>要介護認定の適正化の実施の内容</w:t>
             </w:r>
@@ -2210,7 +2210,7 @@
         </w:tc>
         <w:tc>
           <w:tcPr>
-            <w:tcW w:type="dxa" w:w="2732"/>
+            <w:tcW w:type="dxa" w:w="2767"/>
             <w:vAlign w:val="center"/>
           </w:tcPr>
           <w:p>
@@ -2221,7 +2221,7 @@
         </w:tc>
         <w:tc>
           <w:tcPr>
-            <w:tcW w:type="dxa" w:w="1491"/>
+            <w:tcW w:type="dxa" w:w="1501"/>
             <w:vAlign w:val="center"/>
           </w:tcPr>
           <w:p>
@@ -2234,7 +2234,7 @@
       <w:tr>
         <w:tc>
           <w:tcPr>
-            <w:tcW w:type="dxa" w:w="1491"/>
+            <w:tcW w:type="dxa" w:w="1501"/>
             <w:vAlign w:val="center"/>
           </w:tcPr>
           <w:p>
@@ -2243,10 +2243,10 @@
             </w:pPr>
             <w:r>
               <w:rPr>
-                <w:rFonts w:ascii="BIZ UDPゴシック" w:hAnsi="BIZ UDPゴシック" w:eastAsia="BIZ UDPゴシック"/>
+                <w:rFonts w:ascii="游ゴシック" w:hAnsi="游ゴシック" w:eastAsia="游ゴシック"/>
                 <w:b w:val="0"/>
                 <w:i w:val="0"/>
-                <w:sz w:val="22"/>
+                <w:sz w:val="17"/>
               </w:rPr>
               <w:t>13</w:t>
             </w:r>
@@ -2254,7 +2254,7 @@
         </w:tc>
         <w:tc>
           <w:tcPr>
-            <w:tcW w:type="dxa" w:w="3923"/>
+            <w:tcW w:type="dxa" w:w="3982"/>
             <w:vAlign w:val="center"/>
           </w:tcPr>
           <w:p>
@@ -2263,10 +2263,10 @@
             </w:pPr>
             <w:r>
               <w:rPr>
-                <w:rFonts w:ascii="BIZ UDPゴシック" w:hAnsi="BIZ UDPゴシック" w:eastAsia="BIZ UDPゴシック"/>
+                <w:rFonts w:ascii="游ゴシック" w:hAnsi="游ゴシック" w:eastAsia="游ゴシック"/>
                 <w:b w:val="0"/>
                 <w:i w:val="0"/>
-                <w:sz w:val="22"/>
+                <w:sz w:val="17"/>
               </w:rPr>
               <w:t>令和8年度交付金の該当状況調査票の控え</w:t>
             </w:r>
@@ -2274,7 +2274,7 @@
         </w:tc>
         <w:tc>
           <w:tcPr>
-            <w:tcW w:type="dxa" w:w="2732"/>
+            <w:tcW w:type="dxa" w:w="2767"/>
             <w:vAlign w:val="center"/>
           </w:tcPr>
           <w:p>
@@ -2285,7 +2285,7 @@
         </w:tc>
         <w:tc>
           <w:tcPr>
-            <w:tcW w:type="dxa" w:w="1491"/>
+            <w:tcW w:type="dxa" w:w="1501"/>
             <w:vAlign w:val="center"/>
           </w:tcPr>
           <w:p>
@@ -2298,7 +2298,7 @@
       <w:tr>
         <w:tc>
           <w:tcPr>
-            <w:tcW w:type="dxa" w:w="1491"/>
+            <w:tcW w:type="dxa" w:w="1501"/>
             <w:vAlign w:val="center"/>
           </w:tcPr>
           <w:p>
@@ -2307,10 +2307,10 @@
             </w:pPr>
             <w:r>
               <w:rPr>
-                <w:rFonts w:ascii="BIZ UDPゴシック" w:hAnsi="BIZ UDPゴシック" w:eastAsia="BIZ UDPゴシック"/>
+                <w:rFonts w:ascii="游ゴシック" w:hAnsi="游ゴシック" w:eastAsia="游ゴシック"/>
                 <w:b w:val="0"/>
                 <w:i w:val="0"/>
-                <w:sz w:val="22"/>
+                <w:sz w:val="17"/>
               </w:rPr>
               <w:t>14</w:t>
             </w:r>
@@ -2318,7 +2318,7 @@
         </w:tc>
         <w:tc>
           <w:tcPr>
-            <w:tcW w:type="dxa" w:w="3923"/>
+            <w:tcW w:type="dxa" w:w="3982"/>
             <w:vAlign w:val="center"/>
           </w:tcPr>
           <w:p>
@@ -2327,10 +2327,10 @@
             </w:pPr>
             <w:r>
               <w:rPr>
-                <w:rFonts w:ascii="BIZ UDPゴシック" w:hAnsi="BIZ UDPゴシック" w:eastAsia="BIZ UDPゴシック"/>
+                <w:rFonts w:ascii="游ゴシック" w:hAnsi="游ゴシック" w:eastAsia="游ゴシック"/>
                 <w:b w:val="0"/>
                 <w:i w:val="0"/>
-                <w:sz w:val="22"/>
+                <w:sz w:val="17"/>
               </w:rPr>
               <w:t>訪問型サービスB・通所型サービスBの実態</w:t>
             </w:r>
@@ -2338,7 +2338,7 @@
         </w:tc>
         <w:tc>
           <w:tcPr>
-            <w:tcW w:type="dxa" w:w="2732"/>
+            <w:tcW w:type="dxa" w:w="2767"/>
             <w:vAlign w:val="center"/>
           </w:tcPr>
           <w:p>
@@ -2349,7 +2349,7 @@
         </w:tc>
         <w:tc>
           <w:tcPr>
-            <w:tcW w:type="dxa" w:w="1491"/>
+            <w:tcW w:type="dxa" w:w="1501"/>
             <w:vAlign w:val="center"/>
           </w:tcPr>
           <w:p>
@@ -2362,7 +2362,7 @@
       <w:tr>
         <w:tc>
           <w:tcPr>
-            <w:tcW w:type="dxa" w:w="1491"/>
+            <w:tcW w:type="dxa" w:w="1501"/>
             <w:vAlign w:val="center"/>
           </w:tcPr>
           <w:p>
@@ -2371,10 +2371,10 @@
             </w:pPr>
             <w:r>
               <w:rPr>
-                <w:rFonts w:ascii="BIZ UDPゴシック" w:hAnsi="BIZ UDPゴシック" w:eastAsia="BIZ UDPゴシック"/>
+                <w:rFonts w:ascii="游ゴシック" w:hAnsi="游ゴシック" w:eastAsia="游ゴシック"/>
                 <w:b w:val="0"/>
                 <w:i w:val="0"/>
-                <w:sz w:val="22"/>
+                <w:sz w:val="17"/>
               </w:rPr>
               <w:t>15</w:t>
             </w:r>
@@ -2382,7 +2382,7 @@
         </w:tc>
         <w:tc>
           <w:tcPr>
-            <w:tcW w:type="dxa" w:w="3923"/>
+            <w:tcW w:type="dxa" w:w="3982"/>
             <w:vAlign w:val="center"/>
           </w:tcPr>
           <w:p>
@@ -2391,10 +2391,10 @@
             </w:pPr>
             <w:r>
               <w:rPr>
-                <w:rFonts w:ascii="BIZ UDPゴシック" w:hAnsi="BIZ UDPゴシック" w:eastAsia="BIZ UDPゴシック"/>
+                <w:rFonts w:ascii="游ゴシック" w:hAnsi="游ゴシック" w:eastAsia="游ゴシック"/>
                 <w:b w:val="0"/>
                 <w:i w:val="0"/>
-                <w:sz w:val="22"/>
+                <w:sz w:val="17"/>
               </w:rPr>
               <w:t>介護給付費適正化方策と、その評価指標を定めた文書</w:t>
             </w:r>
@@ -2402,7 +2402,7 @@
         </w:tc>
         <w:tc>
           <w:tcPr>
-            <w:tcW w:type="dxa" w:w="2732"/>
+            <w:tcW w:type="dxa" w:w="2767"/>
             <w:vAlign w:val="center"/>
           </w:tcPr>
           <w:p>
@@ -2413,7 +2413,7 @@
         </w:tc>
         <w:tc>
           <w:tcPr>
-            <w:tcW w:type="dxa" w:w="1491"/>
+            <w:tcW w:type="dxa" w:w="1501"/>
             <w:vAlign w:val="center"/>
           </w:tcPr>
           <w:p>
@@ -2426,7 +2426,7 @@
       <w:tr>
         <w:tc>
           <w:tcPr>
-            <w:tcW w:type="dxa" w:w="1491"/>
+            <w:tcW w:type="dxa" w:w="1501"/>
             <w:vAlign w:val="center"/>
           </w:tcPr>
           <w:p>
@@ -2435,10 +2435,10 @@
             </w:pPr>
             <w:r>
               <w:rPr>
-                <w:rFonts w:ascii="BIZ UDPゴシック" w:hAnsi="BIZ UDPゴシック" w:eastAsia="BIZ UDPゴシック"/>
+                <w:rFonts w:ascii="游ゴシック" w:hAnsi="游ゴシック" w:eastAsia="游ゴシック"/>
                 <w:b w:val="0"/>
                 <w:i w:val="0"/>
-                <w:sz w:val="22"/>
+                <w:sz w:val="17"/>
               </w:rPr>
               <w:t>16</w:t>
             </w:r>
@@ -2446,7 +2446,7 @@
         </w:tc>
         <w:tc>
           <w:tcPr>
-            <w:tcW w:type="dxa" w:w="3923"/>
+            <w:tcW w:type="dxa" w:w="3982"/>
             <w:vAlign w:val="center"/>
           </w:tcPr>
           <w:p>
@@ -2455,10 +2455,10 @@
             </w:pPr>
             <w:r>
               <w:rPr>
-                <w:rFonts w:ascii="BIZ UDPゴシック" w:hAnsi="BIZ UDPゴシック" w:eastAsia="BIZ UDPゴシック"/>
+                <w:rFonts w:ascii="游ゴシック" w:hAnsi="游ゴシック" w:eastAsia="游ゴシック"/>
                 <w:b w:val="0"/>
                 <w:i w:val="0"/>
-                <w:sz w:val="22"/>
+                <w:sz w:val="17"/>
               </w:rPr>
               <w:t>地域密着型通所介護の実績が0になった経緯</w:t>
             </w:r>
@@ -2466,7 +2466,7 @@
         </w:tc>
         <w:tc>
           <w:tcPr>
-            <w:tcW w:type="dxa" w:w="2732"/>
+            <w:tcW w:type="dxa" w:w="2767"/>
             <w:vAlign w:val="center"/>
           </w:tcPr>
           <w:p>
@@ -2477,7 +2477,7 @@
         </w:tc>
         <w:tc>
           <w:tcPr>
-            <w:tcW w:type="dxa" w:w="1491"/>
+            <w:tcW w:type="dxa" w:w="1501"/>
             <w:vAlign w:val="center"/>
           </w:tcPr>
           <w:p>
@@ -2490,7 +2490,7 @@
       <w:tr>
         <w:tc>
           <w:tcPr>
-            <w:tcW w:type="dxa" w:w="1491"/>
+            <w:tcW w:type="dxa" w:w="1501"/>
             <w:vAlign w:val="center"/>
           </w:tcPr>
           <w:p>
@@ -2499,10 +2499,10 @@
             </w:pPr>
             <w:r>
               <w:rPr>
-                <w:rFonts w:ascii="BIZ UDPゴシック" w:hAnsi="BIZ UDPゴシック" w:eastAsia="BIZ UDPゴシック"/>
+                <w:rFonts w:ascii="游ゴシック" w:hAnsi="游ゴシック" w:eastAsia="游ゴシック"/>
                 <w:b w:val="0"/>
                 <w:i w:val="0"/>
-                <w:sz w:val="22"/>
+                <w:sz w:val="17"/>
               </w:rPr>
               <w:t>17</w:t>
             </w:r>
@@ -2510,7 +2510,7 @@
         </w:tc>
         <w:tc>
           <w:tcPr>
-            <w:tcW w:type="dxa" w:w="3923"/>
+            <w:tcW w:type="dxa" w:w="3982"/>
             <w:vAlign w:val="center"/>
           </w:tcPr>
           <w:p>
@@ -2519,10 +2519,10 @@
             </w:pPr>
             <w:r>
               <w:rPr>
-                <w:rFonts w:ascii="BIZ UDPゴシック" w:hAnsi="BIZ UDPゴシック" w:eastAsia="BIZ UDPゴシック"/>
+                <w:rFonts w:ascii="游ゴシック" w:hAnsi="游ゴシック" w:eastAsia="游ゴシック"/>
                 <w:b w:val="0"/>
                 <w:i w:val="0"/>
-                <w:sz w:val="22"/>
+                <w:sz w:val="17"/>
               </w:rPr>
               <w:t>見える化システム「要介護認定率」の県内比較の出力</w:t>
             </w:r>
@@ -2530,7 +2530,7 @@
         </w:tc>
         <w:tc>
           <w:tcPr>
-            <w:tcW w:type="dxa" w:w="2732"/>
+            <w:tcW w:type="dxa" w:w="2767"/>
             <w:vAlign w:val="center"/>
           </w:tcPr>
           <w:p>
@@ -2541,7 +2541,7 @@
         </w:tc>
         <w:tc>
           <w:tcPr>
-            <w:tcW w:type="dxa" w:w="1491"/>
+            <w:tcW w:type="dxa" w:w="1501"/>
             <w:vAlign w:val="center"/>
           </w:tcPr>
           <w:p>
@@ -2554,7 +2554,7 @@
       <w:tr>
         <w:tc>
           <w:tcPr>
-            <w:tcW w:type="dxa" w:w="1491"/>
+            <w:tcW w:type="dxa" w:w="1501"/>
             <w:vAlign w:val="center"/>
           </w:tcPr>
           <w:p>
@@ -2563,10 +2563,10 @@
             </w:pPr>
             <w:r>
               <w:rPr>
-                <w:rFonts w:ascii="BIZ UDPゴシック" w:hAnsi="BIZ UDPゴシック" w:eastAsia="BIZ UDPゴシック"/>
+                <w:rFonts w:ascii="游ゴシック" w:hAnsi="游ゴシック" w:eastAsia="游ゴシック"/>
                 <w:b w:val="0"/>
                 <w:i w:val="0"/>
-                <w:sz w:val="22"/>
+                <w:sz w:val="17"/>
               </w:rPr>
               <w:t>18</w:t>
             </w:r>
@@ -2574,7 +2574,7 @@
         </w:tc>
         <w:tc>
           <w:tcPr>
-            <w:tcW w:type="dxa" w:w="3923"/>
+            <w:tcW w:type="dxa" w:w="3982"/>
             <w:vAlign w:val="center"/>
           </w:tcPr>
           <w:p>
@@ -2583,10 +2583,10 @@
             </w:pPr>
             <w:r>
               <w:rPr>
-                <w:rFonts w:ascii="BIZ UDPゴシック" w:hAnsi="BIZ UDPゴシック" w:eastAsia="BIZ UDPゴシック"/>
+                <w:rFonts w:ascii="游ゴシック" w:hAnsi="游ゴシック" w:eastAsia="游ゴシック"/>
                 <w:b w:val="0"/>
                 <w:i w:val="0"/>
-                <w:sz w:val="22"/>
+                <w:sz w:val="17"/>
               </w:rPr>
               <w:t>広域連合分の該当状況調査票集計表</w:t>
             </w:r>
@@ -2594,7 +2594,7 @@
         </w:tc>
         <w:tc>
           <w:tcPr>
-            <w:tcW w:type="dxa" w:w="2732"/>
+            <w:tcW w:type="dxa" w:w="2767"/>
             <w:vAlign w:val="center"/>
           </w:tcPr>
           <w:p>
@@ -2605,7 +2605,7 @@
         </w:tc>
         <w:tc>
           <w:tcPr>
-            <w:tcW w:type="dxa" w:w="1491"/>
+            <w:tcW w:type="dxa" w:w="1501"/>
             <w:vAlign w:val="center"/>
           </w:tcPr>
           <w:p>
@@ -2618,7 +2618,7 @@
       <w:tr>
         <w:tc>
           <w:tcPr>
-            <w:tcW w:type="dxa" w:w="1491"/>
+            <w:tcW w:type="dxa" w:w="1501"/>
             <w:vAlign w:val="center"/>
           </w:tcPr>
           <w:p>
@@ -2627,10 +2627,10 @@
             </w:pPr>
             <w:r>
               <w:rPr>
-                <w:rFonts w:ascii="BIZ UDPゴシック" w:hAnsi="BIZ UDPゴシック" w:eastAsia="BIZ UDPゴシック"/>
+                <w:rFonts w:ascii="游ゴシック" w:hAnsi="游ゴシック" w:eastAsia="游ゴシック"/>
                 <w:b w:val="0"/>
                 <w:i w:val="0"/>
-                <w:sz w:val="22"/>
+                <w:sz w:val="17"/>
               </w:rPr>
               <w:t>19</w:t>
             </w:r>
@@ -2638,7 +2638,7 @@
         </w:tc>
         <w:tc>
           <w:tcPr>
-            <w:tcW w:type="dxa" w:w="3923"/>
+            <w:tcW w:type="dxa" w:w="3982"/>
             <w:vAlign w:val="center"/>
           </w:tcPr>
           <w:p>
@@ -2647,10 +2647,10 @@
             </w:pPr>
             <w:r>
               <w:rPr>
-                <w:rFonts w:ascii="BIZ UDPゴシック" w:hAnsi="BIZ UDPゴシック" w:eastAsia="BIZ UDPゴシック"/>
+                <w:rFonts w:ascii="游ゴシック" w:hAnsi="游ゴシック" w:eastAsia="游ゴシック"/>
                 <w:b w:val="0"/>
                 <w:i w:val="0"/>
-                <w:sz w:val="22"/>
+                <w:sz w:val="17"/>
               </w:rPr>
               <w:t>令和7年度調査結果報告書の在宅介護実態調査の回収数</w:t>
             </w:r>
@@ -2658,7 +2658,7 @@
         </w:tc>
         <w:tc>
           <w:tcPr>
-            <w:tcW w:type="dxa" w:w="2732"/>
+            <w:tcW w:type="dxa" w:w="2767"/>
             <w:vAlign w:val="center"/>
           </w:tcPr>
           <w:p>
@@ -2669,7 +2669,7 @@
         </w:tc>
         <w:tc>
           <w:tcPr>
-            <w:tcW w:type="dxa" w:w="1491"/>
+            <w:tcW w:type="dxa" w:w="1501"/>
             <w:vAlign w:val="center"/>
           </w:tcPr>
           <w:p>
@@ -2688,16 +2688,16 @@
     <w:p>
       <w:pPr>
         <w:keepNext/>
-        <w:spacing w:before="360" w:after="180"/>
+        <w:spacing w:before="240" w:after="100"/>
       </w:pPr>
       <w:bookmarkStart w:id="103" w:name="_Toc_003"/>
       <w:r>
         <w:rPr>
-          <w:rFonts w:ascii="BIZ UDPゴシック" w:hAnsi="BIZ UDPゴシック" w:eastAsia="BIZ UDPゴシック"/>
+          <w:rFonts w:ascii="游ゴシック" w:hAnsi="游ゴシック" w:eastAsia="游ゴシック"/>
           <w:b/>
           <w:i w:val="0"/>
           <w:color w:val="2E74B5"/>
-          <w:sz w:val="32"/>
+          <w:sz w:val="30"/>
         </w:rPr>
         <w:t>3　持ち帰り事項</w:t>
       </w:r>
@@ -2723,15 +2723,15 @@
         </w:tblCellMar>
       </w:tblPr>
       <w:tblGrid>
-        <w:gridCol w:w="2409"/>
-        <w:gridCol w:w="2409"/>
-        <w:gridCol w:w="2409"/>
-        <w:gridCol w:w="2409"/>
+        <w:gridCol w:w="2438"/>
+        <w:gridCol w:w="2438"/>
+        <w:gridCol w:w="2438"/>
+        <w:gridCol w:w="2438"/>
       </w:tblGrid>
       <w:tr>
         <w:tc>
           <w:tcPr>
-            <w:tcW w:type="dxa" w:w="2409"/>
+            <w:tcW w:type="dxa" w:w="2438"/>
             <w:shd w:val="clear" w:fill="1F3864"/>
             <w:vAlign w:val="center"/>
           </w:tcPr>
@@ -2742,11 +2742,11 @@
             </w:pPr>
             <w:r>
               <w:rPr>
-                <w:rFonts w:ascii="BIZ UDPゴシック" w:hAnsi="BIZ UDPゴシック" w:eastAsia="BIZ UDPゴシック"/>
+                <w:rFonts w:ascii="游ゴシック" w:hAnsi="游ゴシック" w:eastAsia="游ゴシック"/>
                 <w:b/>
                 <w:i w:val="0"/>
                 <w:color w:val="FFFFFF"/>
-                <w:sz w:val="22"/>
+                <w:sz w:val="17"/>
               </w:rPr>
               <w:t>#</w:t>
             </w:r>
@@ -2754,7 +2754,7 @@
         </w:tc>
         <w:tc>
           <w:tcPr>
-            <w:tcW w:type="dxa" w:w="2409"/>
+            <w:tcW w:type="dxa" w:w="2438"/>
             <w:shd w:val="clear" w:fill="1F3864"/>
             <w:vAlign w:val="center"/>
           </w:tcPr>
@@ -2765,11 +2765,11 @@
             </w:pPr>
             <w:r>
               <w:rPr>
-                <w:rFonts w:ascii="BIZ UDPゴシック" w:hAnsi="BIZ UDPゴシック" w:eastAsia="BIZ UDPゴシック"/>
+                <w:rFonts w:ascii="游ゴシック" w:hAnsi="游ゴシック" w:eastAsia="游ゴシック"/>
                 <w:b/>
                 <w:i w:val="0"/>
                 <w:color w:val="FFFFFF"/>
-                <w:sz w:val="22"/>
+                <w:sz w:val="17"/>
               </w:rPr>
               <w:t>内容</w:t>
             </w:r>
@@ -2777,7 +2777,7 @@
         </w:tc>
         <w:tc>
           <w:tcPr>
-            <w:tcW w:type="dxa" w:w="2409"/>
+            <w:tcW w:type="dxa" w:w="2438"/>
             <w:shd w:val="clear" w:fill="1F3864"/>
             <w:vAlign w:val="center"/>
           </w:tcPr>
@@ -2788,11 +2788,11 @@
             </w:pPr>
             <w:r>
               <w:rPr>
-                <w:rFonts w:ascii="BIZ UDPゴシック" w:hAnsi="BIZ UDPゴシック" w:eastAsia="BIZ UDPゴシック"/>
+                <w:rFonts w:ascii="游ゴシック" w:hAnsi="游ゴシック" w:eastAsia="游ゴシック"/>
                 <w:b/>
                 <w:i w:val="0"/>
                 <w:color w:val="FFFFFF"/>
-                <w:sz w:val="22"/>
+                <w:sz w:val="17"/>
               </w:rPr>
               <w:t>担当</w:t>
             </w:r>
@@ -2800,7 +2800,7 @@
         </w:tc>
         <w:tc>
           <w:tcPr>
-            <w:tcW w:type="dxa" w:w="2409"/>
+            <w:tcW w:type="dxa" w:w="2438"/>
             <w:shd w:val="clear" w:fill="1F3864"/>
             <w:vAlign w:val="center"/>
           </w:tcPr>
@@ -2811,11 +2811,11 @@
             </w:pPr>
             <w:r>
               <w:rPr>
-                <w:rFonts w:ascii="BIZ UDPゴシック" w:hAnsi="BIZ UDPゴシック" w:eastAsia="BIZ UDPゴシック"/>
+                <w:rFonts w:ascii="游ゴシック" w:hAnsi="游ゴシック" w:eastAsia="游ゴシック"/>
                 <w:b/>
                 <w:i w:val="0"/>
                 <w:color w:val="FFFFFF"/>
-                <w:sz w:val="22"/>
+                <w:sz w:val="17"/>
               </w:rPr>
               <w:t>期限</w:t>
             </w:r>
@@ -2825,7 +2825,7 @@
       <w:tr>
         <w:tc>
           <w:tcPr>
-            <w:tcW w:type="dxa" w:w="2409"/>
+            <w:tcW w:type="dxa" w:w="2438"/>
             <w:vAlign w:val="center"/>
           </w:tcPr>
           <w:p>
@@ -2834,10 +2834,10 @@
             </w:pPr>
             <w:r>
               <w:rPr>
-                <w:rFonts w:ascii="BIZ UDPゴシック" w:hAnsi="BIZ UDPゴシック" w:eastAsia="BIZ UDPゴシック"/>
+                <w:rFonts w:ascii="游ゴシック" w:hAnsi="游ゴシック" w:eastAsia="游ゴシック"/>
                 <w:b w:val="0"/>
                 <w:i w:val="0"/>
-                <w:sz w:val="22"/>
+                <w:sz w:val="17"/>
               </w:rPr>
               <w:t>1</w:t>
             </w:r>
@@ -2845,7 +2845,7 @@
         </w:tc>
         <w:tc>
           <w:tcPr>
-            <w:tcW w:type="dxa" w:w="2409"/>
+            <w:tcW w:type="dxa" w:w="2438"/>
             <w:vAlign w:val="center"/>
           </w:tcPr>
           <w:p>
@@ -2856,7 +2856,7 @@
         </w:tc>
         <w:tc>
           <w:tcPr>
-            <w:tcW w:type="dxa" w:w="2409"/>
+            <w:tcW w:type="dxa" w:w="2438"/>
             <w:vAlign w:val="center"/>
           </w:tcPr>
           <w:p>
@@ -2867,7 +2867,7 @@
         </w:tc>
         <w:tc>
           <w:tcPr>
-            <w:tcW w:type="dxa" w:w="2409"/>
+            <w:tcW w:type="dxa" w:w="2438"/>
             <w:vAlign w:val="center"/>
           </w:tcPr>
           <w:p>
@@ -2880,7 +2880,7 @@
       <w:tr>
         <w:tc>
           <w:tcPr>
-            <w:tcW w:type="dxa" w:w="2409"/>
+            <w:tcW w:type="dxa" w:w="2438"/>
             <w:vAlign w:val="center"/>
           </w:tcPr>
           <w:p>
@@ -2889,10 +2889,10 @@
             </w:pPr>
             <w:r>
               <w:rPr>
-                <w:rFonts w:ascii="BIZ UDPゴシック" w:hAnsi="BIZ UDPゴシック" w:eastAsia="BIZ UDPゴシック"/>
+                <w:rFonts w:ascii="游ゴシック" w:hAnsi="游ゴシック" w:eastAsia="游ゴシック"/>
                 <w:b w:val="0"/>
                 <w:i w:val="0"/>
-                <w:sz w:val="22"/>
+                <w:sz w:val="17"/>
               </w:rPr>
               <w:t>2</w:t>
             </w:r>
@@ -2900,7 +2900,7 @@
         </w:tc>
         <w:tc>
           <w:tcPr>
-            <w:tcW w:type="dxa" w:w="2409"/>
+            <w:tcW w:type="dxa" w:w="2438"/>
             <w:vAlign w:val="center"/>
           </w:tcPr>
           <w:p>
@@ -2911,7 +2911,7 @@
         </w:tc>
         <w:tc>
           <w:tcPr>
-            <w:tcW w:type="dxa" w:w="2409"/>
+            <w:tcW w:type="dxa" w:w="2438"/>
             <w:vAlign w:val="center"/>
           </w:tcPr>
           <w:p>
@@ -2922,7 +2922,7 @@
         </w:tc>
         <w:tc>
           <w:tcPr>
-            <w:tcW w:type="dxa" w:w="2409"/>
+            <w:tcW w:type="dxa" w:w="2438"/>
             <w:vAlign w:val="center"/>
           </w:tcPr>
           <w:p>
@@ -2935,7 +2935,7 @@
       <w:tr>
         <w:tc>
           <w:tcPr>
-            <w:tcW w:type="dxa" w:w="2409"/>
+            <w:tcW w:type="dxa" w:w="2438"/>
             <w:vAlign w:val="center"/>
           </w:tcPr>
           <w:p>
@@ -2944,10 +2944,10 @@
             </w:pPr>
             <w:r>
               <w:rPr>
-                <w:rFonts w:ascii="BIZ UDPゴシック" w:hAnsi="BIZ UDPゴシック" w:eastAsia="BIZ UDPゴシック"/>
+                <w:rFonts w:ascii="游ゴシック" w:hAnsi="游ゴシック" w:eastAsia="游ゴシック"/>
                 <w:b w:val="0"/>
                 <w:i w:val="0"/>
-                <w:sz w:val="22"/>
+                <w:sz w:val="17"/>
               </w:rPr>
               <w:t>3</w:t>
             </w:r>
@@ -2955,7 +2955,7 @@
         </w:tc>
         <w:tc>
           <w:tcPr>
-            <w:tcW w:type="dxa" w:w="2409"/>
+            <w:tcW w:type="dxa" w:w="2438"/>
             <w:vAlign w:val="center"/>
           </w:tcPr>
           <w:p>
@@ -2966,7 +2966,7 @@
         </w:tc>
         <w:tc>
           <w:tcPr>
-            <w:tcW w:type="dxa" w:w="2409"/>
+            <w:tcW w:type="dxa" w:w="2438"/>
             <w:vAlign w:val="center"/>
           </w:tcPr>
           <w:p>
@@ -2977,7 +2977,7 @@
         </w:tc>
         <w:tc>
           <w:tcPr>
-            <w:tcW w:type="dxa" w:w="2409"/>
+            <w:tcW w:type="dxa" w:w="2438"/>
             <w:vAlign w:val="center"/>
           </w:tcPr>
           <w:p>
@@ -2990,7 +2990,7 @@
       <w:tr>
         <w:tc>
           <w:tcPr>
-            <w:tcW w:type="dxa" w:w="2409"/>
+            <w:tcW w:type="dxa" w:w="2438"/>
             <w:vAlign w:val="center"/>
           </w:tcPr>
           <w:p>
@@ -2999,10 +2999,10 @@
             </w:pPr>
             <w:r>
               <w:rPr>
-                <w:rFonts w:ascii="BIZ UDPゴシック" w:hAnsi="BIZ UDPゴシック" w:eastAsia="BIZ UDPゴシック"/>
+                <w:rFonts w:ascii="游ゴシック" w:hAnsi="游ゴシック" w:eastAsia="游ゴシック"/>
                 <w:b w:val="0"/>
                 <w:i w:val="0"/>
-                <w:sz w:val="22"/>
+                <w:sz w:val="17"/>
               </w:rPr>
               <w:t>4</w:t>
             </w:r>
@@ -3010,7 +3010,7 @@
         </w:tc>
         <w:tc>
           <w:tcPr>
-            <w:tcW w:type="dxa" w:w="2409"/>
+            <w:tcW w:type="dxa" w:w="2438"/>
             <w:vAlign w:val="center"/>
           </w:tcPr>
           <w:p>
@@ -3021,7 +3021,7 @@
         </w:tc>
         <w:tc>
           <w:tcPr>
-            <w:tcW w:type="dxa" w:w="2409"/>
+            <w:tcW w:type="dxa" w:w="2438"/>
             <w:vAlign w:val="center"/>
           </w:tcPr>
           <w:p>
@@ -3032,7 +3032,7 @@
         </w:tc>
         <w:tc>
           <w:tcPr>
-            <w:tcW w:type="dxa" w:w="2409"/>
+            <w:tcW w:type="dxa" w:w="2438"/>
             <w:vAlign w:val="center"/>
           </w:tcPr>
           <w:p>
@@ -3045,7 +3045,7 @@
       <w:tr>
         <w:tc>
           <w:tcPr>
-            <w:tcW w:type="dxa" w:w="2409"/>
+            <w:tcW w:type="dxa" w:w="2438"/>
             <w:vAlign w:val="center"/>
           </w:tcPr>
           <w:p>
@@ -3054,10 +3054,10 @@
             </w:pPr>
             <w:r>
               <w:rPr>
-                <w:rFonts w:ascii="BIZ UDPゴシック" w:hAnsi="BIZ UDPゴシック" w:eastAsia="BIZ UDPゴシック"/>
+                <w:rFonts w:ascii="游ゴシック" w:hAnsi="游ゴシック" w:eastAsia="游ゴシック"/>
                 <w:b w:val="0"/>
                 <w:i w:val="0"/>
-                <w:sz w:val="22"/>
+                <w:sz w:val="17"/>
               </w:rPr>
               <w:t>5</w:t>
             </w:r>
@@ -3065,7 +3065,7 @@
         </w:tc>
         <w:tc>
           <w:tcPr>
-            <w:tcW w:type="dxa" w:w="2409"/>
+            <w:tcW w:type="dxa" w:w="2438"/>
             <w:vAlign w:val="center"/>
           </w:tcPr>
           <w:p>
@@ -3076,7 +3076,7 @@
         </w:tc>
         <w:tc>
           <w:tcPr>
-            <w:tcW w:type="dxa" w:w="2409"/>
+            <w:tcW w:type="dxa" w:w="2438"/>
             <w:vAlign w:val="center"/>
           </w:tcPr>
           <w:p>
@@ -3087,7 +3087,7 @@
         </w:tc>
         <w:tc>
           <w:tcPr>
-            <w:tcW w:type="dxa" w:w="2409"/>
+            <w:tcW w:type="dxa" w:w="2438"/>
             <w:vAlign w:val="center"/>
           </w:tcPr>
           <w:p>
@@ -3100,7 +3100,7 @@
       <w:tr>
         <w:tc>
           <w:tcPr>
-            <w:tcW w:type="dxa" w:w="2409"/>
+            <w:tcW w:type="dxa" w:w="2438"/>
             <w:vAlign w:val="center"/>
           </w:tcPr>
           <w:p>
@@ -3109,10 +3109,10 @@
             </w:pPr>
             <w:r>
               <w:rPr>
-                <w:rFonts w:ascii="BIZ UDPゴシック" w:hAnsi="BIZ UDPゴシック" w:eastAsia="BIZ UDPゴシック"/>
+                <w:rFonts w:ascii="游ゴシック" w:hAnsi="游ゴシック" w:eastAsia="游ゴシック"/>
                 <w:b w:val="0"/>
                 <w:i w:val="0"/>
-                <w:sz w:val="22"/>
+                <w:sz w:val="17"/>
               </w:rPr>
               <w:t>6</w:t>
             </w:r>
@@ -3120,7 +3120,7 @@
         </w:tc>
         <w:tc>
           <w:tcPr>
-            <w:tcW w:type="dxa" w:w="2409"/>
+            <w:tcW w:type="dxa" w:w="2438"/>
             <w:vAlign w:val="center"/>
           </w:tcPr>
           <w:p>
@@ -3131,7 +3131,7 @@
         </w:tc>
         <w:tc>
           <w:tcPr>
-            <w:tcW w:type="dxa" w:w="2409"/>
+            <w:tcW w:type="dxa" w:w="2438"/>
             <w:vAlign w:val="center"/>
           </w:tcPr>
           <w:p>
@@ -3142,7 +3142,7 @@
         </w:tc>
         <w:tc>
           <w:tcPr>
-            <w:tcW w:type="dxa" w:w="2409"/>
+            <w:tcW w:type="dxa" w:w="2438"/>
             <w:vAlign w:val="center"/>
           </w:tcPr>
           <w:p>
@@ -3161,16 +3161,16 @@
     <w:p>
       <w:pPr>
         <w:keepNext/>
-        <w:spacing w:before="360" w:after="180"/>
+        <w:spacing w:before="240" w:after="100"/>
       </w:pPr>
       <w:bookmarkStart w:id="104" w:name="_Toc_004"/>
       <w:r>
         <w:rPr>
-          <w:rFonts w:ascii="BIZ UDPゴシック" w:hAnsi="BIZ UDPゴシック" w:eastAsia="BIZ UDPゴシック"/>
+          <w:rFonts w:ascii="游ゴシック" w:hAnsi="游ゴシック" w:eastAsia="游ゴシック"/>
           <w:b/>
           <w:i w:val="0"/>
           <w:color w:val="2E74B5"/>
-          <w:sz w:val="32"/>
+          <w:sz w:val="30"/>
         </w:rPr>
         <w:t>4　次回</w:t>
       </w:r>
@@ -3196,13 +3196,13 @@
         </w:tblCellMar>
       </w:tblPr>
       <w:tblGrid>
-        <w:gridCol w:w="2137"/>
-        <w:gridCol w:w="7501"/>
+        <w:gridCol w:w="2154"/>
+        <w:gridCol w:w="7597"/>
       </w:tblGrid>
       <w:tr>
         <w:tc>
           <w:tcPr>
-            <w:tcW w:type="dxa" w:w="2137"/>
+            <w:tcW w:type="dxa" w:w="2154"/>
             <w:shd w:val="clear" w:fill="1F3864"/>
             <w:vAlign w:val="center"/>
           </w:tcPr>
@@ -3213,11 +3213,11 @@
             </w:pPr>
             <w:r>
               <w:rPr>
-                <w:rFonts w:ascii="BIZ UDPゴシック" w:hAnsi="BIZ UDPゴシック" w:eastAsia="BIZ UDPゴシック"/>
+                <w:rFonts w:ascii="游ゴシック" w:hAnsi="游ゴシック" w:eastAsia="游ゴシック"/>
                 <w:b/>
                 <w:i w:val="0"/>
                 <w:color w:val="FFFFFF"/>
-                <w:sz w:val="22"/>
+                <w:sz w:val="17"/>
               </w:rPr>
               <w:t>項目</w:t>
             </w:r>
@@ -3225,7 +3225,7 @@
         </w:tc>
         <w:tc>
           <w:tcPr>
-            <w:tcW w:type="dxa" w:w="7501"/>
+            <w:tcW w:type="dxa" w:w="7597"/>
             <w:shd w:val="clear" w:fill="1F3864"/>
             <w:vAlign w:val="center"/>
           </w:tcPr>
@@ -3236,11 +3236,11 @@
             </w:pPr>
             <w:r>
               <w:rPr>
-                <w:rFonts w:ascii="BIZ UDPゴシック" w:hAnsi="BIZ UDPゴシック" w:eastAsia="BIZ UDPゴシック"/>
+                <w:rFonts w:ascii="游ゴシック" w:hAnsi="游ゴシック" w:eastAsia="游ゴシック"/>
                 <w:b/>
                 <w:i w:val="0"/>
                 <w:color w:val="FFFFFF"/>
-                <w:sz w:val="22"/>
+                <w:sz w:val="17"/>
               </w:rPr>
               <w:t>内容</w:t>
             </w:r>
@@ -3250,7 +3250,7 @@
       <w:tr>
         <w:tc>
           <w:tcPr>
-            <w:tcW w:type="dxa" w:w="2137"/>
+            <w:tcW w:type="dxa" w:w="2154"/>
             <w:vAlign w:val="center"/>
           </w:tcPr>
           <w:p>
@@ -3259,10 +3259,10 @@
             </w:pPr>
             <w:r>
               <w:rPr>
-                <w:rFonts w:ascii="BIZ UDPゴシック" w:hAnsi="BIZ UDPゴシック" w:eastAsia="BIZ UDPゴシック"/>
+                <w:rFonts w:ascii="游ゴシック" w:hAnsi="游ゴシック" w:eastAsia="游ゴシック"/>
                 <w:b w:val="0"/>
                 <w:i w:val="0"/>
-                <w:sz w:val="22"/>
+                <w:sz w:val="17"/>
               </w:rPr>
               <w:t>日時</w:t>
             </w:r>
@@ -3270,7 +3270,7 @@
         </w:tc>
         <w:tc>
           <w:tcPr>
-            <w:tcW w:type="dxa" w:w="7501"/>
+            <w:tcW w:type="dxa" w:w="7597"/>
             <w:vAlign w:val="center"/>
           </w:tcPr>
           <w:p>
@@ -3279,10 +3279,10 @@
             </w:pPr>
             <w:r>
               <w:rPr>
-                <w:rFonts w:ascii="BIZ UDPゴシック" w:hAnsi="BIZ UDPゴシック" w:eastAsia="BIZ UDPゴシック"/>
+                <w:rFonts w:ascii="游ゴシック" w:hAnsi="游ゴシック" w:eastAsia="游ゴシック"/>
                 <w:b w:val="0"/>
                 <w:i w:val="0"/>
-                <w:sz w:val="22"/>
+                <w:sz w:val="17"/>
               </w:rPr>
               <w:t>令和　　年　　月　　日（　）　　　時　　分　〜</w:t>
             </w:r>
@@ -3292,7 +3292,7 @@
       <w:tr>
         <w:tc>
           <w:tcPr>
-            <w:tcW w:type="dxa" w:w="2137"/>
+            <w:tcW w:type="dxa" w:w="2154"/>
             <w:vAlign w:val="center"/>
           </w:tcPr>
           <w:p>
@@ -3301,10 +3301,10 @@
             </w:pPr>
             <w:r>
               <w:rPr>
-                <w:rFonts w:ascii="BIZ UDPゴシック" w:hAnsi="BIZ UDPゴシック" w:eastAsia="BIZ UDPゴシック"/>
+                <w:rFonts w:ascii="游ゴシック" w:hAnsi="游ゴシック" w:eastAsia="游ゴシック"/>
                 <w:b w:val="0"/>
                 <w:i w:val="0"/>
-                <w:sz w:val="22"/>
+                <w:sz w:val="17"/>
               </w:rPr>
               <w:t>議題</w:t>
             </w:r>
@@ -3312,7 +3312,7 @@
         </w:tc>
         <w:tc>
           <w:tcPr>
-            <w:tcW w:type="dxa" w:w="7501"/>
+            <w:tcW w:type="dxa" w:w="7597"/>
             <w:vAlign w:val="center"/>
           </w:tcPr>
           <w:p>
@@ -3321,10 +3321,10 @@
             </w:pPr>
             <w:r>
               <w:rPr>
-                <w:rFonts w:ascii="BIZ UDPゴシック" w:hAnsi="BIZ UDPゴシック" w:eastAsia="BIZ UDPゴシック"/>
+                <w:rFonts w:ascii="游ゴシック" w:hAnsi="游ゴシック" w:eastAsia="游ゴシック"/>
                 <w:b w:val="0"/>
                 <w:i w:val="0"/>
-                <w:sz w:val="22"/>
+                <w:sz w:val="17"/>
               </w:rPr>
               <w:t xml:space="preserve">　　　　　　　　　　　　　　　　　　　　</w:t>
             </w:r>
@@ -3362,14 +3362,14 @@
         </w:tblCellMar>
       </w:tblPr>
       <w:tblGrid>
-        <w:gridCol w:w="3658"/>
-        <w:gridCol w:w="2990"/>
-        <w:gridCol w:w="2990"/>
+        <w:gridCol w:w="3703"/>
+        <w:gridCol w:w="3024"/>
+        <w:gridCol w:w="3024"/>
       </w:tblGrid>
       <w:tr>
         <w:tc>
           <w:tcPr>
-            <w:tcW w:type="dxa" w:w="3658"/>
+            <w:tcW w:type="dxa" w:w="3703"/>
             <w:shd w:val="clear" w:fill="1F3864"/>
             <w:vAlign w:val="center"/>
           </w:tcPr>
@@ -3380,11 +3380,11 @@
             </w:pPr>
             <w:r>
               <w:rPr>
-                <w:rFonts w:ascii="BIZ UDPゴシック" w:hAnsi="BIZ UDPゴシック" w:eastAsia="BIZ UDPゴシック"/>
+                <w:rFonts w:ascii="游ゴシック" w:hAnsi="游ゴシック" w:eastAsia="游ゴシック"/>
                 <w:b/>
                 <w:i w:val="0"/>
                 <w:color w:val="FFFFFF"/>
-                <w:sz w:val="22"/>
+                <w:sz w:val="17"/>
               </w:rPr>
               <w:t>確認</w:t>
             </w:r>
@@ -3392,7 +3392,7 @@
         </w:tc>
         <w:tc>
           <w:tcPr>
-            <w:tcW w:type="dxa" w:w="2990"/>
+            <w:tcW w:type="dxa" w:w="3024"/>
             <w:shd w:val="clear" w:fill="1F3864"/>
             <w:vAlign w:val="center"/>
           </w:tcPr>
@@ -3403,11 +3403,11 @@
             </w:pPr>
             <w:r>
               <w:rPr>
-                <w:rFonts w:ascii="BIZ UDPゴシック" w:hAnsi="BIZ UDPゴシック" w:eastAsia="BIZ UDPゴシック"/>
+                <w:rFonts w:ascii="游ゴシック" w:hAnsi="游ゴシック" w:eastAsia="游ゴシック"/>
                 <w:b/>
                 <w:i w:val="0"/>
                 <w:color w:val="FFFFFF"/>
-                <w:sz w:val="22"/>
+                <w:sz w:val="17"/>
               </w:rPr>
               <w:t>氏名</w:t>
             </w:r>
@@ -3415,7 +3415,7 @@
         </w:tc>
         <w:tc>
           <w:tcPr>
-            <w:tcW w:type="dxa" w:w="2990"/>
+            <w:tcW w:type="dxa" w:w="3024"/>
             <w:shd w:val="clear" w:fill="1F3864"/>
             <w:vAlign w:val="center"/>
           </w:tcPr>
@@ -3426,11 +3426,11 @@
             </w:pPr>
             <w:r>
               <w:rPr>
-                <w:rFonts w:ascii="BIZ UDPゴシック" w:hAnsi="BIZ UDPゴシック" w:eastAsia="BIZ UDPゴシック"/>
+                <w:rFonts w:ascii="游ゴシック" w:hAnsi="游ゴシック" w:eastAsia="游ゴシック"/>
                 <w:b/>
                 <w:i w:val="0"/>
                 <w:color w:val="FFFFFF"/>
-                <w:sz w:val="22"/>
+                <w:sz w:val="17"/>
               </w:rPr>
               <w:t>日付</w:t>
             </w:r>
@@ -3440,7 +3440,7 @@
       <w:tr>
         <w:tc>
           <w:tcPr>
-            <w:tcW w:type="dxa" w:w="3658"/>
+            <w:tcW w:type="dxa" w:w="3703"/>
             <w:vAlign w:val="center"/>
           </w:tcPr>
           <w:p>
@@ -3449,10 +3449,10 @@
             </w:pPr>
             <w:r>
               <w:rPr>
-                <w:rFonts w:ascii="BIZ UDPゴシック" w:hAnsi="BIZ UDPゴシック" w:eastAsia="BIZ UDPゴシック"/>
+                <w:rFonts w:ascii="游ゴシック" w:hAnsi="游ゴシック" w:eastAsia="游ゴシック"/>
                 <w:b w:val="0"/>
                 <w:i w:val="0"/>
-                <w:sz w:val="22"/>
+                <w:sz w:val="17"/>
               </w:rPr>
               <w:t>小野町</w:t>
             </w:r>
@@ -3460,7 +3460,7 @@
         </w:tc>
         <w:tc>
           <w:tcPr>
-            <w:tcW w:type="dxa" w:w="2990"/>
+            <w:tcW w:type="dxa" w:w="3024"/>
             <w:vAlign w:val="center"/>
           </w:tcPr>
           <w:p>
@@ -3471,7 +3471,7 @@
         </w:tc>
         <w:tc>
           <w:tcPr>
-            <w:tcW w:type="dxa" w:w="2990"/>
+            <w:tcW w:type="dxa" w:w="3024"/>
             <w:vAlign w:val="center"/>
           </w:tcPr>
           <w:p>
@@ -3484,7 +3484,7 @@
       <w:tr>
         <w:tc>
           <w:tcPr>
-            <w:tcW w:type="dxa" w:w="3658"/>
+            <w:tcW w:type="dxa" w:w="3703"/>
             <w:vAlign w:val="center"/>
           </w:tcPr>
           <w:p>
@@ -3493,10 +3493,10 @@
             </w:pPr>
             <w:r>
               <w:rPr>
-                <w:rFonts w:ascii="BIZ UDPゴシック" w:hAnsi="BIZ UDPゴシック" w:eastAsia="BIZ UDPゴシック"/>
+                <w:rFonts w:ascii="游ゴシック" w:hAnsi="游ゴシック" w:eastAsia="游ゴシック"/>
                 <w:b w:val="0"/>
                 <w:i w:val="0"/>
-                <w:sz w:val="22"/>
+                <w:sz w:val="17"/>
               </w:rPr>
               <w:t>受託者</w:t>
             </w:r>
@@ -3504,7 +3504,7 @@
         </w:tc>
         <w:tc>
           <w:tcPr>
-            <w:tcW w:type="dxa" w:w="2990"/>
+            <w:tcW w:type="dxa" w:w="3024"/>
             <w:vAlign w:val="center"/>
           </w:tcPr>
           <w:p>
@@ -3515,7 +3515,7 @@
         </w:tc>
         <w:tc>
           <w:tcPr>
-            <w:tcW w:type="dxa" w:w="2990"/>
+            <w:tcW w:type="dxa" w:w="3024"/>
             <w:vAlign w:val="center"/>
           </w:tcPr>
           <w:p>
@@ -3535,7 +3535,7 @@
       <w:headerReference w:type="default" r:id="rId9"/>
       <w:footerReference w:type="default" r:id="rId10"/>
       <w:pgSz w:w="11906" w:h="16838"/>
-      <w:pgMar w:top="1134" w:right="1134" w:bottom="1134" w:left="1134" w:header="709" w:footer="709" w:gutter="0"/>
+      <w:pgMar w:top="1134" w:right="1077" w:bottom="1134" w:left="1077" w:header="709" w:footer="709" w:gutter="0"/>
       <w:cols w:space="720"/>
       <w:docGrid w:linePitch="360"/>
     </w:sectPr>
@@ -3552,7 +3552,7 @@
     </w:pPr>
     <w:r>
       <w:rPr>
-        <w:rFonts w:ascii="BIZ UDPゴシック" w:hAnsi="BIZ UDPゴシック" w:eastAsia="BIZ UDPゴシック"/>
+        <w:rFonts w:ascii="游ゴシック" w:hAnsi="游ゴシック" w:eastAsia="游ゴシック"/>
         <w:b w:val="0"/>
         <w:i w:val="0"/>
         <w:sz w:val="20"/>
@@ -3561,7 +3561,7 @@
     </w:r>
     <w:r>
       <w:rPr>
-        <w:rFonts w:ascii="BIZ UDPゴシック" w:hAnsi="BIZ UDPゴシック" w:eastAsia="BIZ UDPゴシック"/>
+        <w:rFonts w:ascii="游ゴシック" w:hAnsi="游ゴシック" w:eastAsia="游ゴシック"/>
         <w:b w:val="0"/>
         <w:i w:val="0"/>
         <w:sz w:val="20"/>
@@ -3570,7 +3570,7 @@
     </w:r>
     <w:r>
       <w:rPr>
-        <w:rFonts w:ascii="BIZ UDPゴシック" w:hAnsi="BIZ UDPゴシック" w:eastAsia="BIZ UDPゴシック"/>
+        <w:rFonts w:ascii="游ゴシック" w:hAnsi="游ゴシック" w:eastAsia="游ゴシック"/>
         <w:b w:val="0"/>
         <w:i w:val="0"/>
         <w:sz w:val="20"/>
@@ -3579,7 +3579,7 @@
     </w:r>
     <w:r>
       <w:rPr>
-        <w:rFonts w:ascii="BIZ UDPゴシック" w:hAnsi="BIZ UDPゴシック" w:eastAsia="BIZ UDPゴシック"/>
+        <w:rFonts w:ascii="游ゴシック" w:hAnsi="游ゴシック" w:eastAsia="游ゴシック"/>
         <w:b w:val="0"/>
         <w:i w:val="0"/>
         <w:sz w:val="20"/>
@@ -3588,7 +3588,7 @@
     </w:r>
     <w:r>
       <w:rPr>
-        <w:rFonts w:ascii="BIZ UDPゴシック" w:hAnsi="BIZ UDPゴシック" w:eastAsia="BIZ UDPゴシック"/>
+        <w:rFonts w:ascii="游ゴシック" w:hAnsi="游ゴシック" w:eastAsia="游ゴシック"/>
         <w:b w:val="0"/>
         <w:i w:val="0"/>
         <w:sz w:val="20"/>
@@ -3608,7 +3608,7 @@
     </w:pPr>
     <w:r>
       <w:rPr>
-        <w:rFonts w:ascii="BIZ UDPゴシック" w:hAnsi="BIZ UDPゴシック" w:eastAsia="BIZ UDPゴシック"/>
+        <w:rFonts w:ascii="游ゴシック" w:hAnsi="游ゴシック" w:eastAsia="游ゴシック"/>
         <w:b w:val="0"/>
         <w:i w:val="0"/>
         <w:sz w:val="18"/>
@@ -3986,8 +3986,8 @@
       <w:spacing w:before="60" w:after="60"/>
     </w:pPr>
     <w:rPr>
-      <w:rFonts w:ascii="BIZ UDPゴシック" w:hAnsi="BIZ UDPゴシック" w:eastAsia="BIZ UDPゴシック"/>
-      <w:sz w:val="24"/>
+      <w:rFonts w:ascii="游ゴシック" w:hAnsi="游ゴシック" w:eastAsia="游ゴシック"/>
+      <w:sz w:val="21"/>
     </w:rPr>
   </w:style>
   <w:style w:type="paragraph" w:styleId="Header">

--- a/小野町_引継ぎ_整理済/19_打合せ/小野町_打合せ記録_20260929.docx
+++ b/小野町_引継ぎ_整理済/19_打合せ/小野町_打合せ記録_20260929.docx
@@ -323,7 +323,7 @@
                 <w:i w:val="0"/>
                 <w:sz w:val="17"/>
               </w:rPr>
-              <w:t>1 経過と現在地　2 保険料の選択肢　3 決定事項11件　4 交付金と調査結果報告書　5 依頼資料19件　6 工程</w:t>
+              <w:t>1 経過と現在地　2 保険料の選択肢　3 決定事項11件　4 交付金と調査結果報告書　5 依頼資料21件　6 工程</w:t>
             </w:r>
           </w:p>
         </w:tc>
@@ -1364,15 +1364,15 @@
         </w:tblCellMar>
       </w:tblPr>
       <w:tblGrid>
-        <w:gridCol w:w="1501"/>
-        <w:gridCol w:w="3982"/>
-        <w:gridCol w:w="2767"/>
-        <w:gridCol w:w="1501"/>
+        <w:gridCol w:w="1468"/>
+        <w:gridCol w:w="4167"/>
+        <w:gridCol w:w="2647"/>
+        <w:gridCol w:w="1468"/>
       </w:tblGrid>
       <w:tr>
         <w:tc>
           <w:tcPr>
-            <w:tcW w:type="dxa" w:w="1501"/>
+            <w:tcW w:type="dxa" w:w="1468"/>
             <w:shd w:val="clear" w:fill="1F3864"/>
             <w:vAlign w:val="center"/>
           </w:tcPr>
@@ -1395,7 +1395,7 @@
         </w:tc>
         <w:tc>
           <w:tcPr>
-            <w:tcW w:type="dxa" w:w="3982"/>
+            <w:tcW w:type="dxa" w:w="4167"/>
             <w:shd w:val="clear" w:fill="1F3864"/>
             <w:vAlign w:val="center"/>
           </w:tcPr>
@@ -1418,7 +1418,7 @@
         </w:tc>
         <w:tc>
           <w:tcPr>
-            <w:tcW w:type="dxa" w:w="2767"/>
+            <w:tcW w:type="dxa" w:w="2647"/>
             <w:shd w:val="clear" w:fill="1F3864"/>
             <w:vAlign w:val="center"/>
           </w:tcPr>
@@ -1441,7 +1441,7 @@
         </w:tc>
         <w:tc>
           <w:tcPr>
-            <w:tcW w:type="dxa" w:w="1501"/>
+            <w:tcW w:type="dxa" w:w="1468"/>
             <w:shd w:val="clear" w:fill="1F3864"/>
             <w:vAlign w:val="center"/>
           </w:tcPr>
@@ -1466,7 +1466,7 @@
       <w:tr>
         <w:tc>
           <w:tcPr>
-            <w:tcW w:type="dxa" w:w="1501"/>
+            <w:tcW w:type="dxa" w:w="1468"/>
             <w:vAlign w:val="center"/>
           </w:tcPr>
           <w:p>
@@ -1486,7 +1486,7 @@
         </w:tc>
         <w:tc>
           <w:tcPr>
-            <w:tcW w:type="dxa" w:w="3982"/>
+            <w:tcW w:type="dxa" w:w="4167"/>
             <w:vAlign w:val="center"/>
           </w:tcPr>
           <w:p>
@@ -1506,7 +1506,7 @@
         </w:tc>
         <w:tc>
           <w:tcPr>
-            <w:tcW w:type="dxa" w:w="2767"/>
+            <w:tcW w:type="dxa" w:w="2647"/>
             <w:vAlign w:val="center"/>
           </w:tcPr>
           <w:p>
@@ -1517,7 +1517,7 @@
         </w:tc>
         <w:tc>
           <w:tcPr>
-            <w:tcW w:type="dxa" w:w="1501"/>
+            <w:tcW w:type="dxa" w:w="1468"/>
             <w:vAlign w:val="center"/>
           </w:tcPr>
           <w:p>
@@ -1530,7 +1530,7 @@
       <w:tr>
         <w:tc>
           <w:tcPr>
-            <w:tcW w:type="dxa" w:w="1501"/>
+            <w:tcW w:type="dxa" w:w="1468"/>
             <w:vAlign w:val="center"/>
           </w:tcPr>
           <w:p>
@@ -1550,7 +1550,7 @@
         </w:tc>
         <w:tc>
           <w:tcPr>
-            <w:tcW w:type="dxa" w:w="3982"/>
+            <w:tcW w:type="dxa" w:w="4167"/>
             <w:vAlign w:val="center"/>
           </w:tcPr>
           <w:p>
@@ -1570,7 +1570,7 @@
         </w:tc>
         <w:tc>
           <w:tcPr>
-            <w:tcW w:type="dxa" w:w="2767"/>
+            <w:tcW w:type="dxa" w:w="2647"/>
             <w:vAlign w:val="center"/>
           </w:tcPr>
           <w:p>
@@ -1581,7 +1581,7 @@
         </w:tc>
         <w:tc>
           <w:tcPr>
-            <w:tcW w:type="dxa" w:w="1501"/>
+            <w:tcW w:type="dxa" w:w="1468"/>
             <w:vAlign w:val="center"/>
           </w:tcPr>
           <w:p>
@@ -1594,7 +1594,7 @@
       <w:tr>
         <w:tc>
           <w:tcPr>
-            <w:tcW w:type="dxa" w:w="1501"/>
+            <w:tcW w:type="dxa" w:w="1468"/>
             <w:vAlign w:val="center"/>
           </w:tcPr>
           <w:p>
@@ -1614,7 +1614,7 @@
         </w:tc>
         <w:tc>
           <w:tcPr>
-            <w:tcW w:type="dxa" w:w="3982"/>
+            <w:tcW w:type="dxa" w:w="4167"/>
             <w:vAlign w:val="center"/>
           </w:tcPr>
           <w:p>
@@ -1634,7 +1634,7 @@
         </w:tc>
         <w:tc>
           <w:tcPr>
-            <w:tcW w:type="dxa" w:w="2767"/>
+            <w:tcW w:type="dxa" w:w="2647"/>
             <w:vAlign w:val="center"/>
           </w:tcPr>
           <w:p>
@@ -1645,7 +1645,7 @@
         </w:tc>
         <w:tc>
           <w:tcPr>
-            <w:tcW w:type="dxa" w:w="1501"/>
+            <w:tcW w:type="dxa" w:w="1468"/>
             <w:vAlign w:val="center"/>
           </w:tcPr>
           <w:p>
@@ -1658,7 +1658,7 @@
       <w:tr>
         <w:tc>
           <w:tcPr>
-            <w:tcW w:type="dxa" w:w="1501"/>
+            <w:tcW w:type="dxa" w:w="1468"/>
             <w:vAlign w:val="center"/>
           </w:tcPr>
           <w:p>
@@ -1678,7 +1678,7 @@
         </w:tc>
         <w:tc>
           <w:tcPr>
-            <w:tcW w:type="dxa" w:w="3982"/>
+            <w:tcW w:type="dxa" w:w="4167"/>
             <w:vAlign w:val="center"/>
           </w:tcPr>
           <w:p>
@@ -1698,7 +1698,7 @@
         </w:tc>
         <w:tc>
           <w:tcPr>
-            <w:tcW w:type="dxa" w:w="2767"/>
+            <w:tcW w:type="dxa" w:w="2647"/>
             <w:vAlign w:val="center"/>
           </w:tcPr>
           <w:p>
@@ -1709,7 +1709,7 @@
         </w:tc>
         <w:tc>
           <w:tcPr>
-            <w:tcW w:type="dxa" w:w="1501"/>
+            <w:tcW w:type="dxa" w:w="1468"/>
             <w:vAlign w:val="center"/>
           </w:tcPr>
           <w:p>
@@ -1722,7 +1722,7 @@
       <w:tr>
         <w:tc>
           <w:tcPr>
-            <w:tcW w:type="dxa" w:w="1501"/>
+            <w:tcW w:type="dxa" w:w="1468"/>
             <w:vAlign w:val="center"/>
           </w:tcPr>
           <w:p>
@@ -1742,7 +1742,7 @@
         </w:tc>
         <w:tc>
           <w:tcPr>
-            <w:tcW w:type="dxa" w:w="3982"/>
+            <w:tcW w:type="dxa" w:w="4167"/>
             <w:vAlign w:val="center"/>
           </w:tcPr>
           <w:p>
@@ -1762,7 +1762,7 @@
         </w:tc>
         <w:tc>
           <w:tcPr>
-            <w:tcW w:type="dxa" w:w="2767"/>
+            <w:tcW w:type="dxa" w:w="2647"/>
             <w:vAlign w:val="center"/>
           </w:tcPr>
           <w:p>
@@ -1773,7 +1773,7 @@
         </w:tc>
         <w:tc>
           <w:tcPr>
-            <w:tcW w:type="dxa" w:w="1501"/>
+            <w:tcW w:type="dxa" w:w="1468"/>
             <w:vAlign w:val="center"/>
           </w:tcPr>
           <w:p>
@@ -1786,7 +1786,7 @@
       <w:tr>
         <w:tc>
           <w:tcPr>
-            <w:tcW w:type="dxa" w:w="1501"/>
+            <w:tcW w:type="dxa" w:w="1468"/>
             <w:vAlign w:val="center"/>
           </w:tcPr>
           <w:p>
@@ -1806,7 +1806,7 @@
         </w:tc>
         <w:tc>
           <w:tcPr>
-            <w:tcW w:type="dxa" w:w="3982"/>
+            <w:tcW w:type="dxa" w:w="4167"/>
             <w:vAlign w:val="center"/>
           </w:tcPr>
           <w:p>
@@ -1826,7 +1826,7 @@
         </w:tc>
         <w:tc>
           <w:tcPr>
-            <w:tcW w:type="dxa" w:w="2767"/>
+            <w:tcW w:type="dxa" w:w="2647"/>
             <w:vAlign w:val="center"/>
           </w:tcPr>
           <w:p>
@@ -1837,7 +1837,7 @@
         </w:tc>
         <w:tc>
           <w:tcPr>
-            <w:tcW w:type="dxa" w:w="1501"/>
+            <w:tcW w:type="dxa" w:w="1468"/>
             <w:vAlign w:val="center"/>
           </w:tcPr>
           <w:p>
@@ -1850,7 +1850,7 @@
       <w:tr>
         <w:tc>
           <w:tcPr>
-            <w:tcW w:type="dxa" w:w="1501"/>
+            <w:tcW w:type="dxa" w:w="1468"/>
             <w:vAlign w:val="center"/>
           </w:tcPr>
           <w:p>
@@ -1870,7 +1870,7 @@
         </w:tc>
         <w:tc>
           <w:tcPr>
-            <w:tcW w:type="dxa" w:w="3982"/>
+            <w:tcW w:type="dxa" w:w="4167"/>
             <w:vAlign w:val="center"/>
           </w:tcPr>
           <w:p>
@@ -1890,7 +1890,7 @@
         </w:tc>
         <w:tc>
           <w:tcPr>
-            <w:tcW w:type="dxa" w:w="2767"/>
+            <w:tcW w:type="dxa" w:w="2647"/>
             <w:vAlign w:val="center"/>
           </w:tcPr>
           <w:p>
@@ -1901,7 +1901,7 @@
         </w:tc>
         <w:tc>
           <w:tcPr>
-            <w:tcW w:type="dxa" w:w="1501"/>
+            <w:tcW w:type="dxa" w:w="1468"/>
             <w:vAlign w:val="center"/>
           </w:tcPr>
           <w:p>
@@ -1914,7 +1914,7 @@
       <w:tr>
         <w:tc>
           <w:tcPr>
-            <w:tcW w:type="dxa" w:w="1501"/>
+            <w:tcW w:type="dxa" w:w="1468"/>
             <w:vAlign w:val="center"/>
           </w:tcPr>
           <w:p>
@@ -1934,7 +1934,7 @@
         </w:tc>
         <w:tc>
           <w:tcPr>
-            <w:tcW w:type="dxa" w:w="3982"/>
+            <w:tcW w:type="dxa" w:w="4167"/>
             <w:vAlign w:val="center"/>
           </w:tcPr>
           <w:p>
@@ -1954,7 +1954,7 @@
         </w:tc>
         <w:tc>
           <w:tcPr>
-            <w:tcW w:type="dxa" w:w="2767"/>
+            <w:tcW w:type="dxa" w:w="2647"/>
             <w:vAlign w:val="center"/>
           </w:tcPr>
           <w:p>
@@ -1965,7 +1965,7 @@
         </w:tc>
         <w:tc>
           <w:tcPr>
-            <w:tcW w:type="dxa" w:w="1501"/>
+            <w:tcW w:type="dxa" w:w="1468"/>
             <w:vAlign w:val="center"/>
           </w:tcPr>
           <w:p>
@@ -1978,7 +1978,7 @@
       <w:tr>
         <w:tc>
           <w:tcPr>
-            <w:tcW w:type="dxa" w:w="1501"/>
+            <w:tcW w:type="dxa" w:w="1468"/>
             <w:vAlign w:val="center"/>
           </w:tcPr>
           <w:p>
@@ -1998,7 +1998,7 @@
         </w:tc>
         <w:tc>
           <w:tcPr>
-            <w:tcW w:type="dxa" w:w="3982"/>
+            <w:tcW w:type="dxa" w:w="4167"/>
             <w:vAlign w:val="center"/>
           </w:tcPr>
           <w:p>
@@ -2018,7 +2018,7 @@
         </w:tc>
         <w:tc>
           <w:tcPr>
-            <w:tcW w:type="dxa" w:w="2767"/>
+            <w:tcW w:type="dxa" w:w="2647"/>
             <w:vAlign w:val="center"/>
           </w:tcPr>
           <w:p>
@@ -2029,7 +2029,7 @@
         </w:tc>
         <w:tc>
           <w:tcPr>
-            <w:tcW w:type="dxa" w:w="1501"/>
+            <w:tcW w:type="dxa" w:w="1468"/>
             <w:vAlign w:val="center"/>
           </w:tcPr>
           <w:p>
@@ -2042,7 +2042,7 @@
       <w:tr>
         <w:tc>
           <w:tcPr>
-            <w:tcW w:type="dxa" w:w="1501"/>
+            <w:tcW w:type="dxa" w:w="1468"/>
             <w:vAlign w:val="center"/>
           </w:tcPr>
           <w:p>
@@ -2062,7 +2062,7 @@
         </w:tc>
         <w:tc>
           <w:tcPr>
-            <w:tcW w:type="dxa" w:w="3982"/>
+            <w:tcW w:type="dxa" w:w="4167"/>
             <w:vAlign w:val="center"/>
           </w:tcPr>
           <w:p>
@@ -2082,7 +2082,7 @@
         </w:tc>
         <w:tc>
           <w:tcPr>
-            <w:tcW w:type="dxa" w:w="2767"/>
+            <w:tcW w:type="dxa" w:w="2647"/>
             <w:vAlign w:val="center"/>
           </w:tcPr>
           <w:p>
@@ -2093,7 +2093,7 @@
         </w:tc>
         <w:tc>
           <w:tcPr>
-            <w:tcW w:type="dxa" w:w="1501"/>
+            <w:tcW w:type="dxa" w:w="1468"/>
             <w:vAlign w:val="center"/>
           </w:tcPr>
           <w:p>
@@ -2106,7 +2106,7 @@
       <w:tr>
         <w:tc>
           <w:tcPr>
-            <w:tcW w:type="dxa" w:w="1501"/>
+            <w:tcW w:type="dxa" w:w="1468"/>
             <w:vAlign w:val="center"/>
           </w:tcPr>
           <w:p>
@@ -2126,7 +2126,7 @@
         </w:tc>
         <w:tc>
           <w:tcPr>
-            <w:tcW w:type="dxa" w:w="3982"/>
+            <w:tcW w:type="dxa" w:w="4167"/>
             <w:vAlign w:val="center"/>
           </w:tcPr>
           <w:p>
@@ -2146,7 +2146,7 @@
         </w:tc>
         <w:tc>
           <w:tcPr>
-            <w:tcW w:type="dxa" w:w="2767"/>
+            <w:tcW w:type="dxa" w:w="2647"/>
             <w:vAlign w:val="center"/>
           </w:tcPr>
           <w:p>
@@ -2157,7 +2157,7 @@
         </w:tc>
         <w:tc>
           <w:tcPr>
-            <w:tcW w:type="dxa" w:w="1501"/>
+            <w:tcW w:type="dxa" w:w="1468"/>
             <w:vAlign w:val="center"/>
           </w:tcPr>
           <w:p>
@@ -2170,7 +2170,7 @@
       <w:tr>
         <w:tc>
           <w:tcPr>
-            <w:tcW w:type="dxa" w:w="1501"/>
+            <w:tcW w:type="dxa" w:w="1468"/>
             <w:vAlign w:val="center"/>
           </w:tcPr>
           <w:p>
@@ -2190,7 +2190,7 @@
         </w:tc>
         <w:tc>
           <w:tcPr>
-            <w:tcW w:type="dxa" w:w="3982"/>
+            <w:tcW w:type="dxa" w:w="4167"/>
             <w:vAlign w:val="center"/>
           </w:tcPr>
           <w:p>
@@ -2210,7 +2210,7 @@
         </w:tc>
         <w:tc>
           <w:tcPr>
-            <w:tcW w:type="dxa" w:w="2767"/>
+            <w:tcW w:type="dxa" w:w="2647"/>
             <w:vAlign w:val="center"/>
           </w:tcPr>
           <w:p>
@@ -2221,7 +2221,7 @@
         </w:tc>
         <w:tc>
           <w:tcPr>
-            <w:tcW w:type="dxa" w:w="1501"/>
+            <w:tcW w:type="dxa" w:w="1468"/>
             <w:vAlign w:val="center"/>
           </w:tcPr>
           <w:p>
@@ -2234,7 +2234,7 @@
       <w:tr>
         <w:tc>
           <w:tcPr>
-            <w:tcW w:type="dxa" w:w="1501"/>
+            <w:tcW w:type="dxa" w:w="1468"/>
             <w:vAlign w:val="center"/>
           </w:tcPr>
           <w:p>
@@ -2254,7 +2254,7 @@
         </w:tc>
         <w:tc>
           <w:tcPr>
-            <w:tcW w:type="dxa" w:w="3982"/>
+            <w:tcW w:type="dxa" w:w="4167"/>
             <w:vAlign w:val="center"/>
           </w:tcPr>
           <w:p>
@@ -2274,7 +2274,7 @@
         </w:tc>
         <w:tc>
           <w:tcPr>
-            <w:tcW w:type="dxa" w:w="2767"/>
+            <w:tcW w:type="dxa" w:w="2647"/>
             <w:vAlign w:val="center"/>
           </w:tcPr>
           <w:p>
@@ -2285,7 +2285,7 @@
         </w:tc>
         <w:tc>
           <w:tcPr>
-            <w:tcW w:type="dxa" w:w="1501"/>
+            <w:tcW w:type="dxa" w:w="1468"/>
             <w:vAlign w:val="center"/>
           </w:tcPr>
           <w:p>
@@ -2298,7 +2298,7 @@
       <w:tr>
         <w:tc>
           <w:tcPr>
-            <w:tcW w:type="dxa" w:w="1501"/>
+            <w:tcW w:type="dxa" w:w="1468"/>
             <w:vAlign w:val="center"/>
           </w:tcPr>
           <w:p>
@@ -2318,7 +2318,7 @@
         </w:tc>
         <w:tc>
           <w:tcPr>
-            <w:tcW w:type="dxa" w:w="3982"/>
+            <w:tcW w:type="dxa" w:w="4167"/>
             <w:vAlign w:val="center"/>
           </w:tcPr>
           <w:p>
@@ -2338,7 +2338,7 @@
         </w:tc>
         <w:tc>
           <w:tcPr>
-            <w:tcW w:type="dxa" w:w="2767"/>
+            <w:tcW w:type="dxa" w:w="2647"/>
             <w:vAlign w:val="center"/>
           </w:tcPr>
           <w:p>
@@ -2349,7 +2349,7 @@
         </w:tc>
         <w:tc>
           <w:tcPr>
-            <w:tcW w:type="dxa" w:w="1501"/>
+            <w:tcW w:type="dxa" w:w="1468"/>
             <w:vAlign w:val="center"/>
           </w:tcPr>
           <w:p>
@@ -2362,7 +2362,7 @@
       <w:tr>
         <w:tc>
           <w:tcPr>
-            <w:tcW w:type="dxa" w:w="1501"/>
+            <w:tcW w:type="dxa" w:w="1468"/>
             <w:vAlign w:val="center"/>
           </w:tcPr>
           <w:p>
@@ -2382,7 +2382,7 @@
         </w:tc>
         <w:tc>
           <w:tcPr>
-            <w:tcW w:type="dxa" w:w="3982"/>
+            <w:tcW w:type="dxa" w:w="4167"/>
             <w:vAlign w:val="center"/>
           </w:tcPr>
           <w:p>
@@ -2402,7 +2402,7 @@
         </w:tc>
         <w:tc>
           <w:tcPr>
-            <w:tcW w:type="dxa" w:w="2767"/>
+            <w:tcW w:type="dxa" w:w="2647"/>
             <w:vAlign w:val="center"/>
           </w:tcPr>
           <w:p>
@@ -2413,7 +2413,7 @@
         </w:tc>
         <w:tc>
           <w:tcPr>
-            <w:tcW w:type="dxa" w:w="1501"/>
+            <w:tcW w:type="dxa" w:w="1468"/>
             <w:vAlign w:val="center"/>
           </w:tcPr>
           <w:p>
@@ -2426,7 +2426,7 @@
       <w:tr>
         <w:tc>
           <w:tcPr>
-            <w:tcW w:type="dxa" w:w="1501"/>
+            <w:tcW w:type="dxa" w:w="1468"/>
             <w:vAlign w:val="center"/>
           </w:tcPr>
           <w:p>
@@ -2446,7 +2446,7 @@
         </w:tc>
         <w:tc>
           <w:tcPr>
-            <w:tcW w:type="dxa" w:w="3982"/>
+            <w:tcW w:type="dxa" w:w="4167"/>
             <w:vAlign w:val="center"/>
           </w:tcPr>
           <w:p>
@@ -2466,7 +2466,7 @@
         </w:tc>
         <w:tc>
           <w:tcPr>
-            <w:tcW w:type="dxa" w:w="2767"/>
+            <w:tcW w:type="dxa" w:w="2647"/>
             <w:vAlign w:val="center"/>
           </w:tcPr>
           <w:p>
@@ -2477,7 +2477,7 @@
         </w:tc>
         <w:tc>
           <w:tcPr>
-            <w:tcW w:type="dxa" w:w="1501"/>
+            <w:tcW w:type="dxa" w:w="1468"/>
             <w:vAlign w:val="center"/>
           </w:tcPr>
           <w:p>
@@ -2490,7 +2490,7 @@
       <w:tr>
         <w:tc>
           <w:tcPr>
-            <w:tcW w:type="dxa" w:w="1501"/>
+            <w:tcW w:type="dxa" w:w="1468"/>
             <w:vAlign w:val="center"/>
           </w:tcPr>
           <w:p>
@@ -2510,7 +2510,7 @@
         </w:tc>
         <w:tc>
           <w:tcPr>
-            <w:tcW w:type="dxa" w:w="3982"/>
+            <w:tcW w:type="dxa" w:w="4167"/>
             <w:vAlign w:val="center"/>
           </w:tcPr>
           <w:p>
@@ -2524,13 +2524,13 @@
                 <w:i w:val="0"/>
                 <w:sz w:val="17"/>
               </w:rPr>
-              <w:t>見える化システム「要介護認定率」の県内比較の出力</w:t>
+              <w:t>見える化システム「要介護認定率」の県内順位の出力</w:t>
             </w:r>
           </w:p>
         </w:tc>
         <w:tc>
           <w:tcPr>
-            <w:tcW w:type="dxa" w:w="2767"/>
+            <w:tcW w:type="dxa" w:w="2647"/>
             <w:vAlign w:val="center"/>
           </w:tcPr>
           <w:p>
@@ -2541,7 +2541,7 @@
         </w:tc>
         <w:tc>
           <w:tcPr>
-            <w:tcW w:type="dxa" w:w="1501"/>
+            <w:tcW w:type="dxa" w:w="1468"/>
             <w:vAlign w:val="center"/>
           </w:tcPr>
           <w:p>
@@ -2554,7 +2554,7 @@
       <w:tr>
         <w:tc>
           <w:tcPr>
-            <w:tcW w:type="dxa" w:w="1501"/>
+            <w:tcW w:type="dxa" w:w="1468"/>
             <w:vAlign w:val="center"/>
           </w:tcPr>
           <w:p>
@@ -2574,7 +2574,7 @@
         </w:tc>
         <w:tc>
           <w:tcPr>
-            <w:tcW w:type="dxa" w:w="3982"/>
+            <w:tcW w:type="dxa" w:w="4167"/>
             <w:vAlign w:val="center"/>
           </w:tcPr>
           <w:p>
@@ -2594,7 +2594,7 @@
         </w:tc>
         <w:tc>
           <w:tcPr>
-            <w:tcW w:type="dxa" w:w="2767"/>
+            <w:tcW w:type="dxa" w:w="2647"/>
             <w:vAlign w:val="center"/>
           </w:tcPr>
           <w:p>
@@ -2605,7 +2605,7 @@
         </w:tc>
         <w:tc>
           <w:tcPr>
-            <w:tcW w:type="dxa" w:w="1501"/>
+            <w:tcW w:type="dxa" w:w="1468"/>
             <w:vAlign w:val="center"/>
           </w:tcPr>
           <w:p>
@@ -2618,7 +2618,7 @@
       <w:tr>
         <w:tc>
           <w:tcPr>
-            <w:tcW w:type="dxa" w:w="1501"/>
+            <w:tcW w:type="dxa" w:w="1468"/>
             <w:vAlign w:val="center"/>
           </w:tcPr>
           <w:p>
@@ -2638,7 +2638,7 @@
         </w:tc>
         <w:tc>
           <w:tcPr>
-            <w:tcW w:type="dxa" w:w="3982"/>
+            <w:tcW w:type="dxa" w:w="4167"/>
             <w:vAlign w:val="center"/>
           </w:tcPr>
           <w:p>
@@ -2658,7 +2658,7 @@
         </w:tc>
         <w:tc>
           <w:tcPr>
-            <w:tcW w:type="dxa" w:w="2767"/>
+            <w:tcW w:type="dxa" w:w="2647"/>
             <w:vAlign w:val="center"/>
           </w:tcPr>
           <w:p>
@@ -2669,7 +2669,135 @@
         </w:tc>
         <w:tc>
           <w:tcPr>
-            <w:tcW w:type="dxa" w:w="1501"/>
+            <w:tcW w:type="dxa" w:w="1468"/>
+            <w:vAlign w:val="center"/>
+          </w:tcPr>
+          <w:p>
+            <w:pPr>
+              <w:spacing w:before="20" w:after="20"/>
+            </w:pPr>
+          </w:p>
+        </w:tc>
+      </w:tr>
+      <w:tr>
+        <w:tc>
+          <w:tcPr>
+            <w:tcW w:type="dxa" w:w="1468"/>
+            <w:vAlign w:val="center"/>
+          </w:tcPr>
+          <w:p>
+            <w:pPr>
+              <w:spacing w:before="20" w:after="20"/>
+            </w:pPr>
+            <w:r>
+              <w:rPr>
+                <w:rFonts w:ascii="游ゴシック" w:hAnsi="游ゴシック" w:eastAsia="游ゴシック"/>
+                <w:b w:val="0"/>
+                <w:i w:val="0"/>
+                <w:sz w:val="17"/>
+              </w:rPr>
+              <w:t>20</w:t>
+            </w:r>
+          </w:p>
+        </w:tc>
+        <w:tc>
+          <w:tcPr>
+            <w:tcW w:type="dxa" w:w="4167"/>
+            <w:vAlign w:val="center"/>
+          </w:tcPr>
+          <w:p>
+            <w:pPr>
+              <w:spacing w:before="20" w:after="20"/>
+            </w:pPr>
+            <w:r>
+              <w:rPr>
+                <w:rFonts w:ascii="游ゴシック" w:hAnsi="游ゴシック" w:eastAsia="游ゴシック"/>
+                <w:b w:val="0"/>
+                <w:i w:val="0"/>
+                <w:sz w:val="17"/>
+              </w:rPr>
+              <w:t>令和7年度調査の個票データ（提供が難しい場合はクロス集計表）</w:t>
+            </w:r>
+          </w:p>
+        </w:tc>
+        <w:tc>
+          <w:tcPr>
+            <w:tcW w:type="dxa" w:w="2647"/>
+            <w:vAlign w:val="center"/>
+          </w:tcPr>
+          <w:p>
+            <w:pPr>
+              <w:spacing w:before="20" w:after="20"/>
+            </w:pPr>
+          </w:p>
+        </w:tc>
+        <w:tc>
+          <w:tcPr>
+            <w:tcW w:type="dxa" w:w="1468"/>
+            <w:vAlign w:val="center"/>
+          </w:tcPr>
+          <w:p>
+            <w:pPr>
+              <w:spacing w:before="20" w:after="20"/>
+            </w:pPr>
+          </w:p>
+        </w:tc>
+      </w:tr>
+      <w:tr>
+        <w:tc>
+          <w:tcPr>
+            <w:tcW w:type="dxa" w:w="1468"/>
+            <w:vAlign w:val="center"/>
+          </w:tcPr>
+          <w:p>
+            <w:pPr>
+              <w:spacing w:before="20" w:after="20"/>
+            </w:pPr>
+            <w:r>
+              <w:rPr>
+                <w:rFonts w:ascii="游ゴシック" w:hAnsi="游ゴシック" w:eastAsia="游ゴシック"/>
+                <w:b w:val="0"/>
+                <w:i w:val="0"/>
+                <w:sz w:val="17"/>
+              </w:rPr>
+              <w:t>21</w:t>
+            </w:r>
+          </w:p>
+        </w:tc>
+        <w:tc>
+          <w:tcPr>
+            <w:tcW w:type="dxa" w:w="4167"/>
+            <w:vAlign w:val="center"/>
+          </w:tcPr>
+          <w:p>
+            <w:pPr>
+              <w:spacing w:before="20" w:after="20"/>
+            </w:pPr>
+            <w:r>
+              <w:rPr>
+                <w:rFonts w:ascii="游ゴシック" w:hAnsi="游ゴシック" w:eastAsia="游ゴシック"/>
+                <w:b w:val="0"/>
+                <w:i w:val="0"/>
+                <w:sz w:val="17"/>
+              </w:rPr>
+              <w:t>訪問介護事業所の従事者数・受入可否・稼働率</w:t>
+            </w:r>
+          </w:p>
+        </w:tc>
+        <w:tc>
+          <w:tcPr>
+            <w:tcW w:type="dxa" w:w="2647"/>
+            <w:vAlign w:val="center"/>
+          </w:tcPr>
+          <w:p>
+            <w:pPr>
+              <w:spacing w:before="20" w:after="20"/>
+            </w:pPr>
+          </w:p>
+        </w:tc>
+        <w:tc>
+          <w:tcPr>
+            <w:tcW w:type="dxa" w:w="1468"/>
             <w:vAlign w:val="center"/>
           </w:tcPr>
           <w:p>
